--- a/UA documentation observation.docx
+++ b/UA documentation observation.docx
@@ -67,23 +67,7 @@
           <w:rFonts w:ascii="Times New Roman" w:hAnsi="Times New Roman" w:cs="Times New Roman"/>
           <w:szCs w:val="24"/>
         </w:rPr>
-        <w:t xml:space="preserve"> </w:t>
-      </w:r>
-      <w:proofErr w:type="gramStart"/>
-      <w:r>
-        <w:rPr>
-          <w:rFonts w:ascii="Times New Roman" w:hAnsi="Times New Roman" w:cs="Times New Roman"/>
-          <w:szCs w:val="24"/>
-        </w:rPr>
-        <w:t>( ICELB</w:t>
-      </w:r>
-      <w:proofErr w:type="gramEnd"/>
-      <w:r>
-        <w:rPr>
-          <w:rFonts w:ascii="Times New Roman" w:hAnsi="Times New Roman" w:cs="Times New Roman"/>
-          <w:szCs w:val="24"/>
-        </w:rPr>
-        <w:t>).</w:t>
+        <w:t xml:space="preserve"> (ICELB).</w:t>
       </w:r>
     </w:p>
     <w:p>
@@ -102,7 +86,25 @@
           <w:bCs/>
           <w:szCs w:val="24"/>
         </w:rPr>
-        <w:t>Query:</w:t>
+        <w:t>Query</w:t>
+      </w:r>
+      <w:r>
+        <w:rPr>
+          <w:rFonts w:ascii="Times New Roman" w:hAnsi="Times New Roman" w:cs="Times New Roman"/>
+          <w:b/>
+          <w:bCs/>
+          <w:szCs w:val="24"/>
+        </w:rPr>
+        <w:t xml:space="preserve"> 1</w:t>
+      </w:r>
+      <w:r>
+        <w:rPr>
+          <w:rFonts w:ascii="Times New Roman" w:hAnsi="Times New Roman" w:cs="Times New Roman"/>
+          <w:b/>
+          <w:bCs/>
+          <w:szCs w:val="24"/>
+        </w:rPr>
+        <w:t>:</w:t>
       </w:r>
       <w:r>
         <w:rPr>
@@ -500,14 +502,7 @@
           <w:rFonts w:ascii="Times New Roman" w:hAnsi="Times New Roman" w:cs="Times New Roman"/>
           <w:szCs w:val="24"/>
         </w:rPr>
-        <w:t xml:space="preserve">Among 15 chunks the </w:t>
-      </w:r>
-      <w:r>
-        <w:rPr>
-          <w:rFonts w:ascii="Times New Roman" w:hAnsi="Times New Roman" w:cs="Times New Roman"/>
-          <w:szCs w:val="24"/>
-        </w:rPr>
-        <w:t xml:space="preserve">4 </w:t>
+        <w:t xml:space="preserve">Among 15 chunks the 4 </w:t>
       </w:r>
       <w:r>
         <w:rPr>
@@ -858,7 +853,7 @@
                 <w:noProof/>
               </w:rPr>
               <w:drawing>
-                <wp:anchor distT="0" distB="0" distL="114300" distR="114300" simplePos="0" relativeHeight="251658240" behindDoc="0" locked="0" layoutInCell="1" allowOverlap="1" wp14:anchorId="2B7E6B6A" wp14:editId="171D810B">
+                <wp:anchor distT="0" distB="0" distL="114300" distR="114300" simplePos="0" relativeHeight="251658240" behindDoc="0" locked="0" layoutInCell="1" allowOverlap="1" wp14:anchorId="2B7E6B6A" wp14:editId="1B5E234C">
                   <wp:simplePos x="0" y="0"/>
                   <wp:positionH relativeFrom="column">
                     <wp:posOffset>-9250</wp:posOffset>
@@ -1205,10 +1200,11 @@
       <w:r>
         <w:rPr>
           <w:rFonts w:ascii="Times New Roman" w:hAnsi="Times New Roman" w:cs="Times New Roman"/>
+          <w:noProof/>
           <w:szCs w:val="24"/>
         </w:rPr>
         <w:drawing>
-          <wp:anchor distT="0" distB="0" distL="114300" distR="114300" simplePos="0" relativeHeight="251660288" behindDoc="0" locked="0" layoutInCell="1" allowOverlap="1" wp14:anchorId="23E0598E" wp14:editId="6F347A3B">
+          <wp:anchor distT="0" distB="0" distL="114300" distR="114300" simplePos="0" relativeHeight="251660288" behindDoc="0" locked="0" layoutInCell="1" allowOverlap="1" wp14:anchorId="23E0598E" wp14:editId="6B64F6D4">
             <wp:simplePos x="0" y="0"/>
             <wp:positionH relativeFrom="column">
               <wp:posOffset>280035</wp:posOffset>
@@ -1550,21 +1546,7 @@
           <w:rFonts w:ascii="Times New Roman" w:hAnsi="Times New Roman" w:cs="Times New Roman"/>
           <w:szCs w:val="24"/>
         </w:rPr>
-        <w:t xml:space="preserve">Chunk </w:t>
-      </w:r>
-      <w:r>
-        <w:rPr>
-          <w:rFonts w:ascii="Times New Roman" w:hAnsi="Times New Roman" w:cs="Times New Roman"/>
-          <w:szCs w:val="24"/>
-        </w:rPr>
-        <w:t>4</w:t>
-      </w:r>
-      <w:r>
-        <w:rPr>
-          <w:rFonts w:ascii="Times New Roman" w:hAnsi="Times New Roman" w:cs="Times New Roman"/>
-          <w:szCs w:val="24"/>
-        </w:rPr>
-        <w:t xml:space="preserve">: </w:t>
+        <w:t xml:space="preserve">Chunk 4: </w:t>
       </w:r>
       <w:r>
         <w:rPr>
@@ -1578,14 +1560,7 @@
           <w:rFonts w:ascii="Times New Roman" w:hAnsi="Times New Roman" w:cs="Times New Roman"/>
           <w:szCs w:val="24"/>
         </w:rPr>
-        <w:t xml:space="preserve">maps to the same document </w:t>
-      </w:r>
-      <w:r>
-        <w:rPr>
-          <w:rFonts w:ascii="Times New Roman" w:hAnsi="Times New Roman" w:cs="Times New Roman"/>
-          <w:szCs w:val="24"/>
-        </w:rPr>
-        <w:t>with</w:t>
+        <w:t>maps to the same document with</w:t>
       </w:r>
       <w:r>
         <w:rPr>
@@ -1700,16 +1675,7 @@
           <w:szCs w:val="24"/>
           <w14:ligatures w14:val="none"/>
         </w:rPr>
-        <w:t xml:space="preserve"> </w:t>
-      </w:r>
-      <w:r>
-        <w:rPr>
-          <w:rFonts w:ascii="Times New Roman" w:eastAsia="Times New Roman" w:hAnsi="Times New Roman" w:cs="Times New Roman"/>
-          <w:kern w:val="0"/>
-          <w:szCs w:val="24"/>
-          <w14:ligatures w14:val="none"/>
-        </w:rPr>
-        <w:t xml:space="preserve">Completely </w:t>
+        <w:t xml:space="preserve"> Completely </w:t>
       </w:r>
       <w:r>
         <w:rPr>
@@ -1729,16 +1695,7 @@
           <w:szCs w:val="24"/>
           <w14:ligatures w14:val="none"/>
         </w:rPr>
-        <w:t xml:space="preserve"> to the query</w:t>
-      </w:r>
-      <w:r>
-        <w:rPr>
-          <w:rFonts w:ascii="Times New Roman" w:eastAsia="Times New Roman" w:hAnsi="Times New Roman" w:cs="Times New Roman"/>
-          <w:kern w:val="0"/>
-          <w:szCs w:val="24"/>
-          <w14:ligatures w14:val="none"/>
-        </w:rPr>
-        <w:t xml:space="preserve"> (not retrieved info about collaborate tab)</w:t>
+        <w:t xml:space="preserve"> to the query (not retrieved info about collaborate tab)</w:t>
       </w:r>
     </w:p>
     <w:p>
@@ -1970,6 +1927,1285 @@
         <w:pStyle w:val="NormalWeb"/>
       </w:pPr>
     </w:p>
+    <w:p>
+      <w:pPr>
+        <w:pStyle w:val="NormalWeb"/>
+      </w:pPr>
+      <w:r>
+        <w:rPr>
+          <w:b/>
+          <w:bCs/>
+        </w:rPr>
+        <w:lastRenderedPageBreak/>
+        <w:t>Query 2:</w:t>
+      </w:r>
+      <w:r>
+        <w:br/>
+      </w:r>
+      <w:r>
+        <w:rPr>
+          <w:i/>
+          <w:iCs/>
+        </w:rPr>
+        <w:t>“How to add a member to the team of extended collaboration”</w:t>
+      </w:r>
+    </w:p>
+    <w:p>
+      <w:pPr>
+        <w:pStyle w:val="NormalWeb"/>
+      </w:pPr>
+      <w:r>
+        <w:rPr>
+          <w:b/>
+          <w:bCs/>
+        </w:rPr>
+        <w:t>Expected Result:</w:t>
+      </w:r>
+    </w:p>
+    <w:p>
+      <w:pPr>
+        <w:pStyle w:val="NormalWeb"/>
+        <w:numPr>
+          <w:ilvl w:val="0"/>
+          <w:numId w:val="21"/>
+        </w:numPr>
+      </w:pPr>
+      <w:r>
+        <w:t xml:space="preserve">Relevant document: </w:t>
+      </w:r>
+      <w:r>
+        <w:rPr>
+          <w:b/>
+          <w:bCs/>
+        </w:rPr>
+        <w:t>Adding a Member to an Extended Collaboration</w:t>
+      </w:r>
+      <w:r>
+        <w:t xml:space="preserve"> </w:t>
+      </w:r>
+    </w:p>
+    <w:p>
+      <w:pPr>
+        <w:pStyle w:val="NormalWeb"/>
+      </w:pPr>
+      <w:r>
+        <w:rPr>
+          <w:b/>
+          <w:bCs/>
+        </w:rPr>
+        <w:t>Observations:</w:t>
+      </w:r>
+    </w:p>
+    <w:p>
+      <w:pPr>
+        <w:pStyle w:val="NormalWeb"/>
+        <w:numPr>
+          <w:ilvl w:val="0"/>
+          <w:numId w:val="22"/>
+        </w:numPr>
+      </w:pPr>
+      <w:r>
+        <w:t xml:space="preserve">The system correctly retrieved the relevant document with </w:t>
+      </w:r>
+      <w:r>
+        <w:rPr>
+          <w:b/>
+          <w:bCs/>
+        </w:rPr>
+        <w:t>Similarity Score: 43.67</w:t>
+      </w:r>
+      <w:r>
+        <w:t xml:space="preserve"> </w:t>
+      </w:r>
+      <w:r>
+        <w:t>(highest)</w:t>
+      </w:r>
+    </w:p>
+    <w:p>
+      <w:pPr>
+        <w:pStyle w:val="NormalWeb"/>
+        <w:numPr>
+          <w:ilvl w:val="0"/>
+          <w:numId w:val="22"/>
+        </w:numPr>
+      </w:pPr>
+      <w:r>
+        <w:rPr>
+          <w:b/>
+          <w:bCs/>
+        </w:rPr>
+        <w:t>Conclusion:</w:t>
+      </w:r>
+      <w:r>
+        <w:t xml:space="preserve"> Retrieval is accurate and relevant for this query.</w:t>
+      </w:r>
+    </w:p>
+    <w:p>
+      <w:pPr>
+        <w:pStyle w:val="NormalWeb"/>
+        <w:ind w:left="720"/>
+      </w:pPr>
+    </w:p>
+    <w:p>
+      <w:pPr>
+        <w:pStyle w:val="NormalWeb"/>
+      </w:pPr>
+      <w:r>
+        <w:rPr>
+          <w:b/>
+          <w:bCs/>
+        </w:rPr>
+        <w:t xml:space="preserve">Query </w:t>
+      </w:r>
+      <w:r>
+        <w:rPr>
+          <w:b/>
+          <w:bCs/>
+        </w:rPr>
+        <w:t>3</w:t>
+      </w:r>
+      <w:r>
+        <w:rPr>
+          <w:b/>
+          <w:bCs/>
+        </w:rPr>
+        <w:t>:</w:t>
+      </w:r>
+      <w:r>
+        <w:br/>
+      </w:r>
+      <w:r>
+        <w:rPr>
+          <w:i/>
+          <w:iCs/>
+        </w:rPr>
+        <w:t>“List out all the responsibilities of Extended Collaboration Administrator, Leading Team, and Partner Team”</w:t>
+      </w:r>
+    </w:p>
+    <w:p>
+      <w:pPr>
+        <w:pStyle w:val="NormalWeb"/>
+      </w:pPr>
+      <w:r>
+        <w:rPr>
+          <w:b/>
+          <w:bCs/>
+        </w:rPr>
+        <w:t>Expected Result:</w:t>
+      </w:r>
+    </w:p>
+    <w:p>
+      <w:pPr>
+        <w:pStyle w:val="NormalWeb"/>
+        <w:numPr>
+          <w:ilvl w:val="0"/>
+          <w:numId w:val="23"/>
+        </w:numPr>
+      </w:pPr>
+      <w:r>
+        <w:t xml:space="preserve">Relevant document: </w:t>
+      </w:r>
+      <w:r>
+        <w:rPr>
+          <w:b/>
+          <w:bCs/>
+        </w:rPr>
+        <w:t>About the Extended Collaboration Members</w:t>
+      </w:r>
+      <w:r>
+        <w:t xml:space="preserve"> </w:t>
+      </w:r>
+    </w:p>
+    <w:p>
+      <w:pPr>
+        <w:pStyle w:val="NormalWeb"/>
+      </w:pPr>
+      <w:r>
+        <w:rPr>
+          <w:b/>
+          <w:bCs/>
+        </w:rPr>
+        <w:t>Observations:</w:t>
+      </w:r>
+    </w:p>
+    <w:p>
+      <w:pPr>
+        <w:pStyle w:val="NormalWeb"/>
+        <w:numPr>
+          <w:ilvl w:val="0"/>
+          <w:numId w:val="24"/>
+        </w:numPr>
+      </w:pPr>
+      <w:r>
+        <w:t xml:space="preserve">The system retrieved this document </w:t>
+      </w:r>
+      <w:r>
+        <w:rPr>
+          <w:b/>
+          <w:bCs/>
+        </w:rPr>
+        <w:t>twice</w:t>
+      </w:r>
+      <w:r>
+        <w:t xml:space="preserve">, splitting the content into two chunks: </w:t>
+      </w:r>
+    </w:p>
+    <w:tbl>
+      <w:tblPr>
+        <w:tblW w:w="0" w:type="auto"/>
+        <w:tblCellSpacing w:w="15" w:type="dxa"/>
+        <w:tblCellMar>
+          <w:top w:w="15" w:type="dxa"/>
+          <w:left w:w="15" w:type="dxa"/>
+          <w:bottom w:w="15" w:type="dxa"/>
+          <w:right w:w="15" w:type="dxa"/>
+        </w:tblCellMar>
+        <w:tblLook w:val="04A0" w:firstRow="1" w:lastRow="0" w:firstColumn="1" w:lastColumn="0" w:noHBand="0" w:noVBand="1"/>
+      </w:tblPr>
+      <w:tblGrid>
+        <w:gridCol w:w="1022"/>
+        <w:gridCol w:w="1244"/>
+        <w:gridCol w:w="3171"/>
+        <w:gridCol w:w="3923"/>
+      </w:tblGrid>
+      <w:tr>
+        <w:trPr>
+          <w:tblHeader/>
+          <w:tblCellSpacing w:w="15" w:type="dxa"/>
+        </w:trPr>
+        <w:tc>
+          <w:tcPr>
+            <w:tcW w:w="0" w:type="auto"/>
+            <w:vAlign w:val="center"/>
+            <w:hideMark/>
+          </w:tcPr>
+          <w:p>
+            <w:pPr>
+              <w:pStyle w:val="NormalWeb"/>
+              <w:rPr>
+                <w:b/>
+                <w:bCs/>
+              </w:rPr>
+            </w:pPr>
+            <w:r>
+              <w:rPr>
+                <w:b/>
+                <w:bCs/>
+              </w:rPr>
+              <w:t>Retrieval</w:t>
+            </w:r>
+          </w:p>
+        </w:tc>
+        <w:tc>
+          <w:tcPr>
+            <w:tcW w:w="0" w:type="auto"/>
+            <w:vAlign w:val="center"/>
+            <w:hideMark/>
+          </w:tcPr>
+          <w:p>
+            <w:pPr>
+              <w:pStyle w:val="NormalWeb"/>
+              <w:rPr>
+                <w:b/>
+                <w:bCs/>
+              </w:rPr>
+            </w:pPr>
+            <w:r>
+              <w:rPr>
+                <w:b/>
+                <w:bCs/>
+              </w:rPr>
+              <w:t xml:space="preserve">Similarity </w:t>
+            </w:r>
+            <w:r>
+              <w:rPr>
+                <w:b/>
+                <w:bCs/>
+              </w:rPr>
+              <w:t xml:space="preserve">   </w:t>
+            </w:r>
+            <w:r>
+              <w:rPr>
+                <w:b/>
+                <w:bCs/>
+              </w:rPr>
+              <w:t>Score</w:t>
+            </w:r>
+          </w:p>
+        </w:tc>
+        <w:tc>
+          <w:tcPr>
+            <w:tcW w:w="0" w:type="auto"/>
+            <w:vAlign w:val="center"/>
+            <w:hideMark/>
+          </w:tcPr>
+          <w:p>
+            <w:pPr>
+              <w:pStyle w:val="NormalWeb"/>
+              <w:rPr>
+                <w:b/>
+                <w:bCs/>
+              </w:rPr>
+            </w:pPr>
+            <w:r>
+              <w:rPr>
+                <w:b/>
+                <w:bCs/>
+              </w:rPr>
+              <w:t>Content Covered</w:t>
+            </w:r>
+          </w:p>
+        </w:tc>
+        <w:tc>
+          <w:tcPr>
+            <w:tcW w:w="0" w:type="auto"/>
+            <w:vAlign w:val="center"/>
+            <w:hideMark/>
+          </w:tcPr>
+          <w:p>
+            <w:pPr>
+              <w:pStyle w:val="NormalWeb"/>
+              <w:rPr>
+                <w:b/>
+                <w:bCs/>
+              </w:rPr>
+            </w:pPr>
+            <w:r>
+              <w:rPr>
+                <w:b/>
+                <w:bCs/>
+              </w:rPr>
+              <w:t xml:space="preserve"> </w:t>
+            </w:r>
+            <w:r>
+              <w:rPr>
+                <w:b/>
+                <w:bCs/>
+              </w:rPr>
+              <w:t>Observation</w:t>
+            </w:r>
+          </w:p>
+        </w:tc>
+      </w:tr>
+      <w:tr>
+        <w:trPr>
+          <w:tblCellSpacing w:w="15" w:type="dxa"/>
+        </w:trPr>
+        <w:tc>
+          <w:tcPr>
+            <w:tcW w:w="0" w:type="auto"/>
+            <w:vAlign w:val="center"/>
+            <w:hideMark/>
+          </w:tcPr>
+          <w:p>
+            <w:pPr>
+              <w:pStyle w:val="NormalWeb"/>
+            </w:pPr>
+            <w:r>
+              <w:t>1</w:t>
+            </w:r>
+          </w:p>
+        </w:tc>
+        <w:tc>
+          <w:tcPr>
+            <w:tcW w:w="0" w:type="auto"/>
+            <w:vAlign w:val="center"/>
+            <w:hideMark/>
+          </w:tcPr>
+          <w:p>
+            <w:pPr>
+              <w:pStyle w:val="NormalWeb"/>
+            </w:pPr>
+            <w:r>
+              <w:t>73.58</w:t>
+            </w:r>
+          </w:p>
+        </w:tc>
+        <w:tc>
+          <w:tcPr>
+            <w:tcW w:w="0" w:type="auto"/>
+            <w:vAlign w:val="center"/>
+            <w:hideMark/>
+          </w:tcPr>
+          <w:p>
+            <w:pPr>
+              <w:pStyle w:val="NormalWeb"/>
+            </w:pPr>
+            <w:r>
+              <w:t>document covering Administrator and Leading Team responsibilities</w:t>
+            </w:r>
+            <w:r>
+              <w:t xml:space="preserve"> and partial info about partner team</w:t>
+            </w:r>
+            <w:r>
+              <w:t xml:space="preserve"> </w:t>
+            </w:r>
+          </w:p>
+        </w:tc>
+        <w:tc>
+          <w:tcPr>
+            <w:tcW w:w="0" w:type="auto"/>
+            <w:vAlign w:val="center"/>
+            <w:hideMark/>
+          </w:tcPr>
+          <w:p>
+            <w:pPr>
+              <w:pStyle w:val="NormalWeb"/>
+            </w:pPr>
+            <w:r>
+              <w:t>Correct and relevant content for Administrator and Leading Team retrieved</w:t>
+            </w:r>
+          </w:p>
+        </w:tc>
+      </w:tr>
+      <w:tr>
+        <w:trPr>
+          <w:tblCellSpacing w:w="15" w:type="dxa"/>
+        </w:trPr>
+        <w:tc>
+          <w:tcPr>
+            <w:tcW w:w="0" w:type="auto"/>
+            <w:vAlign w:val="center"/>
+            <w:hideMark/>
+          </w:tcPr>
+          <w:p>
+            <w:pPr>
+              <w:pStyle w:val="NormalWeb"/>
+            </w:pPr>
+            <w:r>
+              <w:t>2</w:t>
+            </w:r>
+          </w:p>
+        </w:tc>
+        <w:tc>
+          <w:tcPr>
+            <w:tcW w:w="0" w:type="auto"/>
+            <w:vAlign w:val="center"/>
+            <w:hideMark/>
+          </w:tcPr>
+          <w:p>
+            <w:pPr>
+              <w:pStyle w:val="NormalWeb"/>
+            </w:pPr>
+            <w:r>
+              <w:t>1.80</w:t>
+            </w:r>
+          </w:p>
+        </w:tc>
+        <w:tc>
+          <w:tcPr>
+            <w:tcW w:w="0" w:type="auto"/>
+            <w:vAlign w:val="center"/>
+            <w:hideMark/>
+          </w:tcPr>
+          <w:p>
+            <w:pPr>
+              <w:pStyle w:val="NormalWeb"/>
+            </w:pPr>
+            <w:r>
+              <w:t>document covering</w:t>
+            </w:r>
+            <w:r>
+              <w:t xml:space="preserve"> rest of the info about</w:t>
+            </w:r>
+            <w:r>
+              <w:t xml:space="preserve"> Partner Team responsibilities </w:t>
+            </w:r>
+          </w:p>
+        </w:tc>
+        <w:tc>
+          <w:tcPr>
+            <w:tcW w:w="0" w:type="auto"/>
+            <w:vAlign w:val="center"/>
+            <w:hideMark/>
+          </w:tcPr>
+          <w:p>
+            <w:pPr>
+              <w:pStyle w:val="NormalWeb"/>
+            </w:pPr>
+            <w:r>
+              <w:t xml:space="preserve"> </w:t>
+            </w:r>
+            <w:r>
+              <w:t>Low similarity score; relevant</w:t>
+            </w:r>
+            <w:r>
+              <w:t xml:space="preserve"> content</w:t>
+            </w:r>
+            <w:r>
+              <w:t>;</w:t>
+            </w:r>
+            <w:r>
+              <w:t xml:space="preserve"> </w:t>
+            </w:r>
+            <w:r>
+              <w:t>Partner Team info separated from Administrator/Leading Team content</w:t>
+            </w:r>
+          </w:p>
+        </w:tc>
+      </w:tr>
+    </w:tbl>
+    <w:p>
+      <w:pPr>
+        <w:pStyle w:val="NormalWeb"/>
+      </w:pPr>
+      <w:r>
+        <w:rPr>
+          <w:b/>
+          <w:bCs/>
+        </w:rPr>
+        <w:t>Conclusion:</w:t>
+      </w:r>
+    </w:p>
+    <w:p>
+      <w:pPr>
+        <w:pStyle w:val="NormalWeb"/>
+        <w:numPr>
+          <w:ilvl w:val="0"/>
+          <w:numId w:val="25"/>
+        </w:numPr>
+      </w:pPr>
+      <w:r>
+        <w:t>The system correctly retrieves the document but splits relevant content into separate chunks, leading to incomplete coverage in a single chunk and variation in similarity scores.</w:t>
+      </w:r>
+    </w:p>
+    <w:p>
+      <w:pPr>
+        <w:pStyle w:val="NormalWeb"/>
+        <w:rPr>
+          <w:b/>
+          <w:bCs/>
+        </w:rPr>
+      </w:pPr>
+    </w:p>
+    <w:p>
+      <w:pPr>
+        <w:pStyle w:val="NormalWeb"/>
+        <w:rPr>
+          <w:b/>
+          <w:bCs/>
+        </w:rPr>
+      </w:pPr>
+    </w:p>
+    <w:p>
+      <w:pPr>
+        <w:pStyle w:val="NormalWeb"/>
+      </w:pPr>
+      <w:r>
+        <w:rPr>
+          <w:b/>
+          <w:bCs/>
+        </w:rPr>
+        <w:t>Query 4:</w:t>
+      </w:r>
+      <w:r>
+        <w:br/>
+      </w:r>
+      <w:r>
+        <w:rPr>
+          <w:i/>
+          <w:iCs/>
+        </w:rPr>
+        <w:t>“I need detailed instructions on how to create an extended collaboration between a leading team and one or several partner teams involved in a collaborative project. Specifically, I want to know: How to initiate the creation of an extended collaboration from the home page.”</w:t>
+      </w:r>
+    </w:p>
+    <w:p>
+      <w:pPr>
+        <w:pStyle w:val="NormalWeb"/>
+      </w:pPr>
+      <w:r>
+        <w:rPr>
+          <w:b/>
+          <w:bCs/>
+        </w:rPr>
+        <w:t>Expected Result:</w:t>
+      </w:r>
+    </w:p>
+    <w:p>
+      <w:pPr>
+        <w:pStyle w:val="NormalWeb"/>
+        <w:numPr>
+          <w:ilvl w:val="0"/>
+          <w:numId w:val="26"/>
+        </w:numPr>
+      </w:pPr>
+      <w:r>
+        <w:t xml:space="preserve">Relevant document: </w:t>
+      </w:r>
+      <w:r>
+        <w:rPr>
+          <w:b/>
+          <w:bCs/>
+        </w:rPr>
+        <w:t>Creating an Extended Collaboration</w:t>
+      </w:r>
+      <w:r>
+        <w:t xml:space="preserve"> </w:t>
+      </w:r>
+    </w:p>
+    <w:p>
+      <w:pPr>
+        <w:pStyle w:val="NormalWeb"/>
+        <w:numPr>
+          <w:ilvl w:val="0"/>
+          <w:numId w:val="26"/>
+        </w:numPr>
+      </w:pPr>
+      <w:r>
+        <w:t xml:space="preserve">Complete step-by-step instructions (all </w:t>
+      </w:r>
+      <w:r>
+        <w:rPr>
+          <w:b/>
+          <w:bCs/>
+        </w:rPr>
+        <w:t>9 steps</w:t>
+      </w:r>
+      <w:r>
+        <w:t xml:space="preserve">) for creating an extended collaboration </w:t>
+      </w:r>
+      <w:r>
+        <w:t>should be retrieved</w:t>
+      </w:r>
+    </w:p>
+    <w:p>
+      <w:pPr>
+        <w:pStyle w:val="NormalWeb"/>
+      </w:pPr>
+      <w:r>
+        <w:rPr>
+          <w:b/>
+          <w:bCs/>
+        </w:rPr>
+        <w:t>Observations:</w:t>
+      </w:r>
+    </w:p>
+    <w:p>
+      <w:pPr>
+        <w:pStyle w:val="NormalWeb"/>
+        <w:numPr>
+          <w:ilvl w:val="0"/>
+          <w:numId w:val="27"/>
+        </w:numPr>
+      </w:pPr>
+      <w:r>
+        <w:t xml:space="preserve">The system retrieved the correct document: </w:t>
+      </w:r>
+      <w:r>
+        <w:rPr>
+          <w:b/>
+          <w:bCs/>
+        </w:rPr>
+        <w:t>Creating an Extended Collaboration</w:t>
+      </w:r>
+      <w:r>
+        <w:t xml:space="preserve"> </w:t>
+      </w:r>
+    </w:p>
+    <w:p>
+      <w:pPr>
+        <w:pStyle w:val="NormalWeb"/>
+        <w:numPr>
+          <w:ilvl w:val="0"/>
+          <w:numId w:val="27"/>
+        </w:numPr>
+      </w:pPr>
+      <w:r>
+        <w:t xml:space="preserve">The document was retrieved </w:t>
+      </w:r>
+      <w:r>
+        <w:rPr>
+          <w:b/>
+          <w:bCs/>
+        </w:rPr>
+        <w:t>twice</w:t>
+      </w:r>
+      <w:r>
+        <w:t xml:space="preserve">, with a high similarity score: </w:t>
+      </w:r>
+      <w:r>
+        <w:rPr>
+          <w:b/>
+          <w:bCs/>
+        </w:rPr>
+        <w:t>125.66</w:t>
+      </w:r>
+      <w:r>
+        <w:t xml:space="preserve"> </w:t>
+      </w:r>
+    </w:p>
+    <w:p>
+      <w:pPr>
+        <w:pStyle w:val="NormalWeb"/>
+        <w:numPr>
+          <w:ilvl w:val="0"/>
+          <w:numId w:val="27"/>
+        </w:numPr>
+      </w:pPr>
+      <w:r>
+        <w:t xml:space="preserve">However, the retrieved chunks only covered: </w:t>
+      </w:r>
+    </w:p>
+    <w:p>
+      <w:pPr>
+        <w:pStyle w:val="NormalWeb"/>
+        <w:numPr>
+          <w:ilvl w:val="1"/>
+          <w:numId w:val="27"/>
+        </w:numPr>
+      </w:pPr>
+      <w:r>
+        <w:rPr>
+          <w:b/>
+          <w:bCs/>
+        </w:rPr>
+        <w:t>Steps 1 to 5</w:t>
+      </w:r>
+      <w:r>
+        <w:t xml:space="preserve"> of the process </w:t>
+      </w:r>
+    </w:p>
+    <w:tbl>
+      <w:tblPr>
+        <w:tblW w:w="0" w:type="auto"/>
+        <w:tblCellSpacing w:w="15" w:type="dxa"/>
+        <w:tblCellMar>
+          <w:top w:w="15" w:type="dxa"/>
+          <w:left w:w="15" w:type="dxa"/>
+          <w:bottom w:w="15" w:type="dxa"/>
+          <w:right w:w="15" w:type="dxa"/>
+        </w:tblCellMar>
+        <w:tblLook w:val="04A0" w:firstRow="1" w:lastRow="0" w:firstColumn="1" w:lastColumn="0" w:noHBand="0" w:noVBand="1"/>
+      </w:tblPr>
+      <w:tblGrid>
+        <w:gridCol w:w="1022"/>
+        <w:gridCol w:w="1840"/>
+        <w:gridCol w:w="1934"/>
+        <w:gridCol w:w="4508"/>
+      </w:tblGrid>
+      <w:tr>
+        <w:trPr>
+          <w:tblHeader/>
+          <w:tblCellSpacing w:w="15" w:type="dxa"/>
+        </w:trPr>
+        <w:tc>
+          <w:tcPr>
+            <w:tcW w:w="0" w:type="auto"/>
+            <w:vAlign w:val="center"/>
+            <w:hideMark/>
+          </w:tcPr>
+          <w:p>
+            <w:pPr>
+              <w:pStyle w:val="NormalWeb"/>
+              <w:rPr>
+                <w:b/>
+                <w:bCs/>
+              </w:rPr>
+            </w:pPr>
+            <w:r>
+              <w:rPr>
+                <w:b/>
+                <w:bCs/>
+              </w:rPr>
+              <w:t>Retrieval</w:t>
+            </w:r>
+          </w:p>
+        </w:tc>
+        <w:tc>
+          <w:tcPr>
+            <w:tcW w:w="0" w:type="auto"/>
+            <w:vAlign w:val="center"/>
+            <w:hideMark/>
+          </w:tcPr>
+          <w:p>
+            <w:pPr>
+              <w:pStyle w:val="NormalWeb"/>
+              <w:rPr>
+                <w:b/>
+                <w:bCs/>
+              </w:rPr>
+            </w:pPr>
+            <w:r>
+              <w:rPr>
+                <w:b/>
+                <w:bCs/>
+              </w:rPr>
+              <w:t xml:space="preserve">  </w:t>
+            </w:r>
+            <w:r>
+              <w:rPr>
+                <w:b/>
+                <w:bCs/>
+              </w:rPr>
+              <w:t>Similarity Score</w:t>
+            </w:r>
+          </w:p>
+        </w:tc>
+        <w:tc>
+          <w:tcPr>
+            <w:tcW w:w="0" w:type="auto"/>
+            <w:vAlign w:val="center"/>
+            <w:hideMark/>
+          </w:tcPr>
+          <w:p>
+            <w:pPr>
+              <w:pStyle w:val="NormalWeb"/>
+              <w:rPr>
+                <w:b/>
+                <w:bCs/>
+              </w:rPr>
+            </w:pPr>
+            <w:r>
+              <w:rPr>
+                <w:b/>
+                <w:bCs/>
+              </w:rPr>
+              <w:t xml:space="preserve">  </w:t>
+            </w:r>
+            <w:r>
+              <w:rPr>
+                <w:b/>
+                <w:bCs/>
+              </w:rPr>
+              <w:t>Content Covered</w:t>
+            </w:r>
+          </w:p>
+        </w:tc>
+        <w:tc>
+          <w:tcPr>
+            <w:tcW w:w="0" w:type="auto"/>
+            <w:vAlign w:val="center"/>
+            <w:hideMark/>
+          </w:tcPr>
+          <w:p>
+            <w:pPr>
+              <w:pStyle w:val="NormalWeb"/>
+              <w:rPr>
+                <w:b/>
+                <w:bCs/>
+              </w:rPr>
+            </w:pPr>
+            <w:r>
+              <w:rPr>
+                <w:b/>
+                <w:bCs/>
+              </w:rPr>
+              <w:t xml:space="preserve">        </w:t>
+            </w:r>
+            <w:r>
+              <w:rPr>
+                <w:b/>
+                <w:bCs/>
+              </w:rPr>
+              <w:t>Observation</w:t>
+            </w:r>
+          </w:p>
+        </w:tc>
+      </w:tr>
+      <w:tr>
+        <w:trPr>
+          <w:tblCellSpacing w:w="15" w:type="dxa"/>
+        </w:trPr>
+        <w:tc>
+          <w:tcPr>
+            <w:tcW w:w="0" w:type="auto"/>
+            <w:vAlign w:val="center"/>
+            <w:hideMark/>
+          </w:tcPr>
+          <w:p>
+            <w:pPr>
+              <w:pStyle w:val="NormalWeb"/>
+            </w:pPr>
+            <w:r>
+              <w:t>1</w:t>
+            </w:r>
+          </w:p>
+        </w:tc>
+        <w:tc>
+          <w:tcPr>
+            <w:tcW w:w="0" w:type="auto"/>
+            <w:vAlign w:val="center"/>
+            <w:hideMark/>
+          </w:tcPr>
+          <w:p>
+            <w:pPr>
+              <w:pStyle w:val="NormalWeb"/>
+            </w:pPr>
+            <w:r>
+              <w:t xml:space="preserve">     </w:t>
+            </w:r>
+            <w:r>
+              <w:t>125.66</w:t>
+            </w:r>
+          </w:p>
+        </w:tc>
+        <w:tc>
+          <w:tcPr>
+            <w:tcW w:w="0" w:type="auto"/>
+            <w:vAlign w:val="center"/>
+            <w:hideMark/>
+          </w:tcPr>
+          <w:p>
+            <w:pPr>
+              <w:pStyle w:val="NormalWeb"/>
+            </w:pPr>
+            <w:r>
+              <w:t xml:space="preserve">     </w:t>
+            </w:r>
+            <w:r>
+              <w:t>Steps 1–5</w:t>
+            </w:r>
+          </w:p>
+        </w:tc>
+        <w:tc>
+          <w:tcPr>
+            <w:tcW w:w="0" w:type="auto"/>
+            <w:vAlign w:val="center"/>
+            <w:hideMark/>
+          </w:tcPr>
+          <w:p>
+            <w:pPr>
+              <w:pStyle w:val="NormalWeb"/>
+            </w:pPr>
+            <w:r>
+              <w:t xml:space="preserve">        </w:t>
+            </w:r>
+            <w:r>
+              <w:t xml:space="preserve">Highly relevant but </w:t>
+            </w:r>
+            <w:r>
+              <w:rPr>
+                <w:b/>
+                <w:bCs/>
+              </w:rPr>
+              <w:t>partial instructions</w:t>
+            </w:r>
+            <w:r>
+              <w:rPr>
+                <w:b/>
+                <w:bCs/>
+              </w:rPr>
+              <w:t>.</w:t>
+            </w:r>
+          </w:p>
+        </w:tc>
+      </w:tr>
+      <w:tr>
+        <w:trPr>
+          <w:tblCellSpacing w:w="15" w:type="dxa"/>
+        </w:trPr>
+        <w:tc>
+          <w:tcPr>
+            <w:tcW w:w="0" w:type="auto"/>
+            <w:vAlign w:val="center"/>
+            <w:hideMark/>
+          </w:tcPr>
+          <w:p>
+            <w:pPr>
+              <w:pStyle w:val="NormalWeb"/>
+            </w:pPr>
+          </w:p>
+        </w:tc>
+        <w:tc>
+          <w:tcPr>
+            <w:tcW w:w="0" w:type="auto"/>
+            <w:vAlign w:val="center"/>
+            <w:hideMark/>
+          </w:tcPr>
+          <w:p>
+            <w:pPr>
+              <w:pStyle w:val="NormalWeb"/>
+            </w:pPr>
+          </w:p>
+        </w:tc>
+        <w:tc>
+          <w:tcPr>
+            <w:tcW w:w="0" w:type="auto"/>
+            <w:vAlign w:val="center"/>
+            <w:hideMark/>
+          </w:tcPr>
+          <w:p>
+            <w:pPr>
+              <w:pStyle w:val="NormalWeb"/>
+            </w:pPr>
+          </w:p>
+        </w:tc>
+        <w:tc>
+          <w:tcPr>
+            <w:tcW w:w="0" w:type="auto"/>
+            <w:vAlign w:val="center"/>
+            <w:hideMark/>
+          </w:tcPr>
+          <w:p>
+            <w:pPr>
+              <w:pStyle w:val="NormalWeb"/>
+            </w:pPr>
+          </w:p>
+        </w:tc>
+      </w:tr>
+    </w:tbl>
+    <w:p>
+      <w:pPr>
+        <w:pStyle w:val="NormalWeb"/>
+      </w:pPr>
+      <w:r>
+        <w:drawing>
+          <wp:inline distT="0" distB="0" distL="0" distR="0" wp14:anchorId="43D5B5AE" wp14:editId="19D8076E">
+            <wp:extent cx="5943600" cy="3328086"/>
+            <wp:effectExtent l="0" t="0" r="0" b="5715"/>
+            <wp:docPr id="6" name="Picture 6"/>
+            <wp:cNvGraphicFramePr>
+              <a:graphicFrameLocks xmlns:a="http://schemas.openxmlformats.org/drawingml/2006/main" noChangeAspect="1"/>
+            </wp:cNvGraphicFramePr>
+            <a:graphic xmlns:a="http://schemas.openxmlformats.org/drawingml/2006/main">
+              <a:graphicData uri="http://schemas.openxmlformats.org/drawingml/2006/picture">
+                <pic:pic xmlns:pic="http://schemas.openxmlformats.org/drawingml/2006/picture">
+                  <pic:nvPicPr>
+                    <pic:cNvPr id="0" name="Picture 33"/>
+                    <pic:cNvPicPr>
+                      <a:picLocks noChangeAspect="1" noChangeArrowheads="1"/>
+                    </pic:cNvPicPr>
+                  </pic:nvPicPr>
+                  <pic:blipFill>
+                    <a:blip r:embed="rId10">
+                      <a:extLst>
+                        <a:ext uri="{28A0092B-C50C-407E-A947-70E740481C1C}">
+                          <a14:useLocalDpi xmlns:a14="http://schemas.microsoft.com/office/drawing/2010/main" val="0"/>
+                        </a:ext>
+                      </a:extLst>
+                    </a:blip>
+                    <a:srcRect/>
+                    <a:stretch>
+                      <a:fillRect/>
+                    </a:stretch>
+                  </pic:blipFill>
+                  <pic:spPr bwMode="auto">
+                    <a:xfrm>
+                      <a:off x="0" y="0"/>
+                      <a:ext cx="5954548" cy="3334216"/>
+                    </a:xfrm>
+                    <a:prstGeom prst="rect">
+                      <a:avLst/>
+                    </a:prstGeom>
+                    <a:noFill/>
+                    <a:ln>
+                      <a:noFill/>
+                    </a:ln>
+                  </pic:spPr>
+                </pic:pic>
+              </a:graphicData>
+            </a:graphic>
+          </wp:inline>
+        </w:drawing>
+      </w:r>
+    </w:p>
+    <w:p>
+      <w:pPr>
+        <w:pStyle w:val="NormalWeb"/>
+      </w:pPr>
+      <w:r>
+        <w:rPr>
+          <w:b/>
+          <w:bCs/>
+        </w:rPr>
+        <w:t xml:space="preserve">Chunk </w:t>
+      </w:r>
+      <w:proofErr w:type="gramStart"/>
+      <w:r>
+        <w:rPr>
+          <w:b/>
+          <w:bCs/>
+        </w:rPr>
+        <w:t>2 :</w:t>
+      </w:r>
+      <w:proofErr w:type="gramEnd"/>
+      <w:r>
+        <w:rPr>
+          <w:b/>
+          <w:bCs/>
+        </w:rPr>
+        <w:t xml:space="preserve"> </w:t>
+      </w:r>
+      <w:r>
+        <w:t>Retrieved the content present after 9 steps</w:t>
+      </w:r>
+      <w:r>
+        <w:t xml:space="preserve"> </w:t>
+      </w:r>
+      <w:r>
+        <w:t xml:space="preserve">(end of document) </w:t>
+      </w:r>
+      <w:r>
+        <w:t>by skipping the required content from step 6-9.</w:t>
+      </w:r>
+    </w:p>
+    <w:p>
+      <w:pPr>
+        <w:pStyle w:val="NormalWeb"/>
+        <w:rPr>
+          <w:b/>
+          <w:bCs/>
+        </w:rPr>
+      </w:pPr>
+      <w:r>
+        <w:lastRenderedPageBreak/>
+        <w:t>The content retrieved by the chunk 2 is not relevant.</w:t>
+      </w:r>
+    </w:p>
+    <w:p>
+      <w:pPr>
+        <w:pStyle w:val="NormalWeb"/>
+      </w:pPr>
+      <w:r>
+        <w:rPr>
+          <w:b/>
+          <w:bCs/>
+        </w:rPr>
+        <w:drawing>
+          <wp:inline distT="0" distB="0" distL="0" distR="0" wp14:anchorId="5940492F" wp14:editId="46F9C27B">
+            <wp:extent cx="5943600" cy="839470"/>
+            <wp:effectExtent l="0" t="0" r="0" b="0"/>
+            <wp:docPr id="8" name="Picture 8"/>
+            <wp:cNvGraphicFramePr>
+              <a:graphicFrameLocks xmlns:a="http://schemas.openxmlformats.org/drawingml/2006/main" noChangeAspect="1"/>
+            </wp:cNvGraphicFramePr>
+            <a:graphic xmlns:a="http://schemas.openxmlformats.org/drawingml/2006/main">
+              <a:graphicData uri="http://schemas.openxmlformats.org/drawingml/2006/picture">
+                <pic:pic xmlns:pic="http://schemas.openxmlformats.org/drawingml/2006/picture">
+                  <pic:nvPicPr>
+                    <pic:cNvPr id="0" name="Picture 40"/>
+                    <pic:cNvPicPr>
+                      <a:picLocks noChangeAspect="1" noChangeArrowheads="1"/>
+                    </pic:cNvPicPr>
+                  </pic:nvPicPr>
+                  <pic:blipFill>
+                    <a:blip r:embed="rId11">
+                      <a:extLst>
+                        <a:ext uri="{28A0092B-C50C-407E-A947-70E740481C1C}">
+                          <a14:useLocalDpi xmlns:a14="http://schemas.microsoft.com/office/drawing/2010/main" val="0"/>
+                        </a:ext>
+                      </a:extLst>
+                    </a:blip>
+                    <a:srcRect/>
+                    <a:stretch>
+                      <a:fillRect/>
+                    </a:stretch>
+                  </pic:blipFill>
+                  <pic:spPr bwMode="auto">
+                    <a:xfrm>
+                      <a:off x="0" y="0"/>
+                      <a:ext cx="5943600" cy="839470"/>
+                    </a:xfrm>
+                    <a:prstGeom prst="rect">
+                      <a:avLst/>
+                    </a:prstGeom>
+                    <a:noFill/>
+                    <a:ln>
+                      <a:noFill/>
+                    </a:ln>
+                  </pic:spPr>
+                </pic:pic>
+              </a:graphicData>
+            </a:graphic>
+          </wp:inline>
+        </w:drawing>
+      </w:r>
+    </w:p>
+    <w:p>
+      <w:pPr>
+        <w:pStyle w:val="NormalWeb"/>
+      </w:pPr>
+      <w:r>
+        <w:rPr>
+          <w:b/>
+          <w:bCs/>
+        </w:rPr>
+        <w:t>Key Issue:</w:t>
+      </w:r>
+    </w:p>
+    <w:p>
+      <w:pPr>
+        <w:pStyle w:val="NormalWeb"/>
+        <w:numPr>
+          <w:ilvl w:val="0"/>
+          <w:numId w:val="28"/>
+        </w:numPr>
+      </w:pPr>
+      <w:r>
+        <w:t xml:space="preserve">The document contains </w:t>
+      </w:r>
+      <w:r>
+        <w:rPr>
+          <w:b/>
+          <w:bCs/>
+        </w:rPr>
+        <w:t>9 steps</w:t>
+      </w:r>
+      <w:r>
+        <w:t xml:space="preserve">, but only </w:t>
+      </w:r>
+      <w:r>
+        <w:rPr>
+          <w:b/>
+          <w:bCs/>
+        </w:rPr>
+        <w:t>first 5 steps</w:t>
+      </w:r>
+      <w:r>
+        <w:t xml:space="preserve"> are retrieved </w:t>
+      </w:r>
+    </w:p>
+    <w:p>
+      <w:pPr>
+        <w:pStyle w:val="NormalWeb"/>
+        <w:numPr>
+          <w:ilvl w:val="0"/>
+          <w:numId w:val="28"/>
+        </w:numPr>
+      </w:pPr>
+      <w:r>
+        <w:t xml:space="preserve">Steps </w:t>
+      </w:r>
+      <w:r>
+        <w:rPr>
+          <w:b/>
+          <w:bCs/>
+        </w:rPr>
+        <w:t>6–9 are missing</w:t>
+      </w:r>
+      <w:r>
+        <w:t xml:space="preserve">, leading to </w:t>
+      </w:r>
+      <w:r>
+        <w:rPr>
+          <w:b/>
+          <w:bCs/>
+        </w:rPr>
+        <w:t>incomplete procedural guidance</w:t>
+      </w:r>
+      <w:r>
+        <w:rPr>
+          <w:b/>
+          <w:bCs/>
+        </w:rPr>
+        <w:t>.</w:t>
+      </w:r>
+    </w:p>
+    <w:p>
+      <w:pPr>
+        <w:pStyle w:val="NormalWeb"/>
+      </w:pPr>
+    </w:p>
+    <w:p>
+      <w:pPr>
+        <w:pStyle w:val="NormalWeb"/>
+      </w:pPr>
+    </w:p>
+    <w:p>
+      <w:pPr>
+        <w:pStyle w:val="NormalWeb"/>
+      </w:pPr>
+    </w:p>
     <w:sectPr>
       <w:pgSz w:w="12240" w:h="15840"/>
       <w:pgMar w:top="1440" w:right="1440" w:bottom="1440" w:left="1440" w:header="720" w:footer="720" w:gutter="0"/>
@@ -2620,6 +3856,155 @@
     </w:lvl>
   </w:abstractNum>
   <w:abstractNum w:abstractNumId="5" w15:restartNumberingAfterBreak="0">
+    <w:nsid w:val="1F385F08"/>
+    <w:multiLevelType w:val="multilevel"/>
+    <w:tmpl w:val="0B062316"/>
+    <w:lvl w:ilvl="0">
+      <w:start w:val="1"/>
+      <w:numFmt w:val="bullet"/>
+      <w:lvlText w:val=""/>
+      <w:lvlJc w:val="left"/>
+      <w:pPr>
+        <w:tabs>
+          <w:tab w:val="num" w:pos="720"/>
+        </w:tabs>
+        <w:ind w:left="720" w:hanging="360"/>
+      </w:pPr>
+      <w:rPr>
+        <w:rFonts w:ascii="Symbol" w:hAnsi="Symbol" w:hint="default"/>
+        <w:sz w:val="20"/>
+      </w:rPr>
+    </w:lvl>
+    <w:lvl w:ilvl="1" w:tentative="1">
+      <w:start w:val="1"/>
+      <w:numFmt w:val="bullet"/>
+      <w:lvlText w:val="o"/>
+      <w:lvlJc w:val="left"/>
+      <w:pPr>
+        <w:tabs>
+          <w:tab w:val="num" w:pos="1440"/>
+        </w:tabs>
+        <w:ind w:left="1440" w:hanging="360"/>
+      </w:pPr>
+      <w:rPr>
+        <w:rFonts w:ascii="Courier New" w:hAnsi="Courier New" w:hint="default"/>
+        <w:sz w:val="20"/>
+      </w:rPr>
+    </w:lvl>
+    <w:lvl w:ilvl="2" w:tentative="1">
+      <w:start w:val="1"/>
+      <w:numFmt w:val="bullet"/>
+      <w:lvlText w:val=""/>
+      <w:lvlJc w:val="left"/>
+      <w:pPr>
+        <w:tabs>
+          <w:tab w:val="num" w:pos="2160"/>
+        </w:tabs>
+        <w:ind w:left="2160" w:hanging="360"/>
+      </w:pPr>
+      <w:rPr>
+        <w:rFonts w:ascii="Wingdings" w:hAnsi="Wingdings" w:hint="default"/>
+        <w:sz w:val="20"/>
+      </w:rPr>
+    </w:lvl>
+    <w:lvl w:ilvl="3" w:tentative="1">
+      <w:start w:val="1"/>
+      <w:numFmt w:val="bullet"/>
+      <w:lvlText w:val=""/>
+      <w:lvlJc w:val="left"/>
+      <w:pPr>
+        <w:tabs>
+          <w:tab w:val="num" w:pos="2880"/>
+        </w:tabs>
+        <w:ind w:left="2880" w:hanging="360"/>
+      </w:pPr>
+      <w:rPr>
+        <w:rFonts w:ascii="Wingdings" w:hAnsi="Wingdings" w:hint="default"/>
+        <w:sz w:val="20"/>
+      </w:rPr>
+    </w:lvl>
+    <w:lvl w:ilvl="4" w:tentative="1">
+      <w:start w:val="1"/>
+      <w:numFmt w:val="bullet"/>
+      <w:lvlText w:val=""/>
+      <w:lvlJc w:val="left"/>
+      <w:pPr>
+        <w:tabs>
+          <w:tab w:val="num" w:pos="3600"/>
+        </w:tabs>
+        <w:ind w:left="3600" w:hanging="360"/>
+      </w:pPr>
+      <w:rPr>
+        <w:rFonts w:ascii="Wingdings" w:hAnsi="Wingdings" w:hint="default"/>
+        <w:sz w:val="20"/>
+      </w:rPr>
+    </w:lvl>
+    <w:lvl w:ilvl="5" w:tentative="1">
+      <w:start w:val="1"/>
+      <w:numFmt w:val="bullet"/>
+      <w:lvlText w:val=""/>
+      <w:lvlJc w:val="left"/>
+      <w:pPr>
+        <w:tabs>
+          <w:tab w:val="num" w:pos="4320"/>
+        </w:tabs>
+        <w:ind w:left="4320" w:hanging="360"/>
+      </w:pPr>
+      <w:rPr>
+        <w:rFonts w:ascii="Wingdings" w:hAnsi="Wingdings" w:hint="default"/>
+        <w:sz w:val="20"/>
+      </w:rPr>
+    </w:lvl>
+    <w:lvl w:ilvl="6" w:tentative="1">
+      <w:start w:val="1"/>
+      <w:numFmt w:val="bullet"/>
+      <w:lvlText w:val=""/>
+      <w:lvlJc w:val="left"/>
+      <w:pPr>
+        <w:tabs>
+          <w:tab w:val="num" w:pos="5040"/>
+        </w:tabs>
+        <w:ind w:left="5040" w:hanging="360"/>
+      </w:pPr>
+      <w:rPr>
+        <w:rFonts w:ascii="Wingdings" w:hAnsi="Wingdings" w:hint="default"/>
+        <w:sz w:val="20"/>
+      </w:rPr>
+    </w:lvl>
+    <w:lvl w:ilvl="7" w:tentative="1">
+      <w:start w:val="1"/>
+      <w:numFmt w:val="bullet"/>
+      <w:lvlText w:val=""/>
+      <w:lvlJc w:val="left"/>
+      <w:pPr>
+        <w:tabs>
+          <w:tab w:val="num" w:pos="5760"/>
+        </w:tabs>
+        <w:ind w:left="5760" w:hanging="360"/>
+      </w:pPr>
+      <w:rPr>
+        <w:rFonts w:ascii="Wingdings" w:hAnsi="Wingdings" w:hint="default"/>
+        <w:sz w:val="20"/>
+      </w:rPr>
+    </w:lvl>
+    <w:lvl w:ilvl="8" w:tentative="1">
+      <w:start w:val="1"/>
+      <w:numFmt w:val="bullet"/>
+      <w:lvlText w:val=""/>
+      <w:lvlJc w:val="left"/>
+      <w:pPr>
+        <w:tabs>
+          <w:tab w:val="num" w:pos="6480"/>
+        </w:tabs>
+        <w:ind w:left="6480" w:hanging="360"/>
+      </w:pPr>
+      <w:rPr>
+        <w:rFonts w:ascii="Wingdings" w:hAnsi="Wingdings" w:hint="default"/>
+        <w:sz w:val="20"/>
+      </w:rPr>
+    </w:lvl>
+  </w:abstractNum>
+  <w:abstractNum w:abstractNumId="6" w15:restartNumberingAfterBreak="0">
     <w:nsid w:val="241275F6"/>
     <w:multiLevelType w:val="multilevel"/>
     <w:tmpl w:val="6F1ABB66"/>
@@ -2768,7 +4153,7 @@
       </w:rPr>
     </w:lvl>
   </w:abstractNum>
-  <w:abstractNum w:abstractNumId="6" w15:restartNumberingAfterBreak="0">
+  <w:abstractNum w:abstractNumId="7" w15:restartNumberingAfterBreak="0">
     <w:nsid w:val="258A5C8D"/>
     <w:multiLevelType w:val="hybridMultilevel"/>
     <w:tmpl w:val="DD98D352"/>
@@ -2881,7 +4266,7 @@
       </w:rPr>
     </w:lvl>
   </w:abstractNum>
-  <w:abstractNum w:abstractNumId="7" w15:restartNumberingAfterBreak="0">
+  <w:abstractNum w:abstractNumId="8" w15:restartNumberingAfterBreak="0">
     <w:nsid w:val="2AB9388F"/>
     <w:multiLevelType w:val="multilevel"/>
     <w:tmpl w:val="6F1ABB66"/>
@@ -3030,7 +4415,156 @@
       </w:rPr>
     </w:lvl>
   </w:abstractNum>
-  <w:abstractNum w:abstractNumId="8" w15:restartNumberingAfterBreak="0">
+  <w:abstractNum w:abstractNumId="9" w15:restartNumberingAfterBreak="0">
+    <w:nsid w:val="32854B35"/>
+    <w:multiLevelType w:val="multilevel"/>
+    <w:tmpl w:val="6F1ABB66"/>
+    <w:lvl w:ilvl="0">
+      <w:start w:val="1"/>
+      <w:numFmt w:val="bullet"/>
+      <w:lvlText w:val=""/>
+      <w:lvlJc w:val="left"/>
+      <w:pPr>
+        <w:tabs>
+          <w:tab w:val="num" w:pos="720"/>
+        </w:tabs>
+        <w:ind w:left="720" w:hanging="360"/>
+      </w:pPr>
+      <w:rPr>
+        <w:rFonts w:ascii="Symbol" w:hAnsi="Symbol" w:hint="default"/>
+        <w:sz w:val="20"/>
+      </w:rPr>
+    </w:lvl>
+    <w:lvl w:ilvl="1" w:tentative="1">
+      <w:start w:val="1"/>
+      <w:numFmt w:val="bullet"/>
+      <w:lvlText w:val="o"/>
+      <w:lvlJc w:val="left"/>
+      <w:pPr>
+        <w:tabs>
+          <w:tab w:val="num" w:pos="1440"/>
+        </w:tabs>
+        <w:ind w:left="1440" w:hanging="360"/>
+      </w:pPr>
+      <w:rPr>
+        <w:rFonts w:ascii="Courier New" w:hAnsi="Courier New" w:hint="default"/>
+        <w:sz w:val="20"/>
+      </w:rPr>
+    </w:lvl>
+    <w:lvl w:ilvl="2" w:tentative="1">
+      <w:start w:val="1"/>
+      <w:numFmt w:val="bullet"/>
+      <w:lvlText w:val=""/>
+      <w:lvlJc w:val="left"/>
+      <w:pPr>
+        <w:tabs>
+          <w:tab w:val="num" w:pos="2160"/>
+        </w:tabs>
+        <w:ind w:left="2160" w:hanging="360"/>
+      </w:pPr>
+      <w:rPr>
+        <w:rFonts w:ascii="Wingdings" w:hAnsi="Wingdings" w:hint="default"/>
+        <w:sz w:val="20"/>
+      </w:rPr>
+    </w:lvl>
+    <w:lvl w:ilvl="3" w:tentative="1">
+      <w:start w:val="1"/>
+      <w:numFmt w:val="bullet"/>
+      <w:lvlText w:val=""/>
+      <w:lvlJc w:val="left"/>
+      <w:pPr>
+        <w:tabs>
+          <w:tab w:val="num" w:pos="2880"/>
+        </w:tabs>
+        <w:ind w:left="2880" w:hanging="360"/>
+      </w:pPr>
+      <w:rPr>
+        <w:rFonts w:ascii="Wingdings" w:hAnsi="Wingdings" w:hint="default"/>
+        <w:sz w:val="20"/>
+      </w:rPr>
+    </w:lvl>
+    <w:lvl w:ilvl="4" w:tentative="1">
+      <w:start w:val="1"/>
+      <w:numFmt w:val="bullet"/>
+      <w:lvlText w:val=""/>
+      <w:lvlJc w:val="left"/>
+      <w:pPr>
+        <w:tabs>
+          <w:tab w:val="num" w:pos="3600"/>
+        </w:tabs>
+        <w:ind w:left="3600" w:hanging="360"/>
+      </w:pPr>
+      <w:rPr>
+        <w:rFonts w:ascii="Wingdings" w:hAnsi="Wingdings" w:hint="default"/>
+        <w:sz w:val="20"/>
+      </w:rPr>
+    </w:lvl>
+    <w:lvl w:ilvl="5" w:tentative="1">
+      <w:start w:val="1"/>
+      <w:numFmt w:val="bullet"/>
+      <w:lvlText w:val=""/>
+      <w:lvlJc w:val="left"/>
+      <w:pPr>
+        <w:tabs>
+          <w:tab w:val="num" w:pos="4320"/>
+        </w:tabs>
+        <w:ind w:left="4320" w:hanging="360"/>
+      </w:pPr>
+      <w:rPr>
+        <w:rFonts w:ascii="Wingdings" w:hAnsi="Wingdings" w:hint="default"/>
+        <w:sz w:val="20"/>
+      </w:rPr>
+    </w:lvl>
+    <w:lvl w:ilvl="6" w:tentative="1">
+      <w:start w:val="1"/>
+      <w:numFmt w:val="bullet"/>
+      <w:lvlText w:val=""/>
+      <w:lvlJc w:val="left"/>
+      <w:pPr>
+        <w:tabs>
+          <w:tab w:val="num" w:pos="5040"/>
+        </w:tabs>
+        <w:ind w:left="5040" w:hanging="360"/>
+      </w:pPr>
+      <w:rPr>
+        <w:rFonts w:ascii="Wingdings" w:hAnsi="Wingdings" w:hint="default"/>
+        <w:sz w:val="20"/>
+      </w:rPr>
+    </w:lvl>
+    <w:lvl w:ilvl="7" w:tentative="1">
+      <w:start w:val="1"/>
+      <w:numFmt w:val="bullet"/>
+      <w:lvlText w:val=""/>
+      <w:lvlJc w:val="left"/>
+      <w:pPr>
+        <w:tabs>
+          <w:tab w:val="num" w:pos="5760"/>
+        </w:tabs>
+        <w:ind w:left="5760" w:hanging="360"/>
+      </w:pPr>
+      <w:rPr>
+        <w:rFonts w:ascii="Wingdings" w:hAnsi="Wingdings" w:hint="default"/>
+        <w:sz w:val="20"/>
+      </w:rPr>
+    </w:lvl>
+    <w:lvl w:ilvl="8" w:tentative="1">
+      <w:start w:val="1"/>
+      <w:numFmt w:val="bullet"/>
+      <w:lvlText w:val=""/>
+      <w:lvlJc w:val="left"/>
+      <w:pPr>
+        <w:tabs>
+          <w:tab w:val="num" w:pos="6480"/>
+        </w:tabs>
+        <w:ind w:left="6480" w:hanging="360"/>
+      </w:pPr>
+      <w:rPr>
+        <w:rFonts w:ascii="Wingdings" w:hAnsi="Wingdings" w:hint="default"/>
+        <w:sz w:val="20"/>
+      </w:rPr>
+    </w:lvl>
+  </w:abstractNum>
+  <w:abstractNum w:abstractNumId="10" w15:restartNumberingAfterBreak="0">
     <w:nsid w:val="35483FAE"/>
     <w:multiLevelType w:val="multilevel"/>
     <w:tmpl w:val="6F1ABB66"/>
@@ -3179,7 +4713,156 @@
       </w:rPr>
     </w:lvl>
   </w:abstractNum>
-  <w:abstractNum w:abstractNumId="9" w15:restartNumberingAfterBreak="0">
+  <w:abstractNum w:abstractNumId="11" w15:restartNumberingAfterBreak="0">
+    <w:nsid w:val="3CD6304D"/>
+    <w:multiLevelType w:val="multilevel"/>
+    <w:tmpl w:val="6F1ABB66"/>
+    <w:lvl w:ilvl="0">
+      <w:start w:val="1"/>
+      <w:numFmt w:val="bullet"/>
+      <w:lvlText w:val=""/>
+      <w:lvlJc w:val="left"/>
+      <w:pPr>
+        <w:tabs>
+          <w:tab w:val="num" w:pos="720"/>
+        </w:tabs>
+        <w:ind w:left="720" w:hanging="360"/>
+      </w:pPr>
+      <w:rPr>
+        <w:rFonts w:ascii="Symbol" w:hAnsi="Symbol" w:hint="default"/>
+        <w:sz w:val="20"/>
+      </w:rPr>
+    </w:lvl>
+    <w:lvl w:ilvl="1" w:tentative="1">
+      <w:start w:val="1"/>
+      <w:numFmt w:val="bullet"/>
+      <w:lvlText w:val="o"/>
+      <w:lvlJc w:val="left"/>
+      <w:pPr>
+        <w:tabs>
+          <w:tab w:val="num" w:pos="1440"/>
+        </w:tabs>
+        <w:ind w:left="1440" w:hanging="360"/>
+      </w:pPr>
+      <w:rPr>
+        <w:rFonts w:ascii="Courier New" w:hAnsi="Courier New" w:hint="default"/>
+        <w:sz w:val="20"/>
+      </w:rPr>
+    </w:lvl>
+    <w:lvl w:ilvl="2" w:tentative="1">
+      <w:start w:val="1"/>
+      <w:numFmt w:val="bullet"/>
+      <w:lvlText w:val=""/>
+      <w:lvlJc w:val="left"/>
+      <w:pPr>
+        <w:tabs>
+          <w:tab w:val="num" w:pos="2160"/>
+        </w:tabs>
+        <w:ind w:left="2160" w:hanging="360"/>
+      </w:pPr>
+      <w:rPr>
+        <w:rFonts w:ascii="Wingdings" w:hAnsi="Wingdings" w:hint="default"/>
+        <w:sz w:val="20"/>
+      </w:rPr>
+    </w:lvl>
+    <w:lvl w:ilvl="3" w:tentative="1">
+      <w:start w:val="1"/>
+      <w:numFmt w:val="bullet"/>
+      <w:lvlText w:val=""/>
+      <w:lvlJc w:val="left"/>
+      <w:pPr>
+        <w:tabs>
+          <w:tab w:val="num" w:pos="2880"/>
+        </w:tabs>
+        <w:ind w:left="2880" w:hanging="360"/>
+      </w:pPr>
+      <w:rPr>
+        <w:rFonts w:ascii="Wingdings" w:hAnsi="Wingdings" w:hint="default"/>
+        <w:sz w:val="20"/>
+      </w:rPr>
+    </w:lvl>
+    <w:lvl w:ilvl="4" w:tentative="1">
+      <w:start w:val="1"/>
+      <w:numFmt w:val="bullet"/>
+      <w:lvlText w:val=""/>
+      <w:lvlJc w:val="left"/>
+      <w:pPr>
+        <w:tabs>
+          <w:tab w:val="num" w:pos="3600"/>
+        </w:tabs>
+        <w:ind w:left="3600" w:hanging="360"/>
+      </w:pPr>
+      <w:rPr>
+        <w:rFonts w:ascii="Wingdings" w:hAnsi="Wingdings" w:hint="default"/>
+        <w:sz w:val="20"/>
+      </w:rPr>
+    </w:lvl>
+    <w:lvl w:ilvl="5" w:tentative="1">
+      <w:start w:val="1"/>
+      <w:numFmt w:val="bullet"/>
+      <w:lvlText w:val=""/>
+      <w:lvlJc w:val="left"/>
+      <w:pPr>
+        <w:tabs>
+          <w:tab w:val="num" w:pos="4320"/>
+        </w:tabs>
+        <w:ind w:left="4320" w:hanging="360"/>
+      </w:pPr>
+      <w:rPr>
+        <w:rFonts w:ascii="Wingdings" w:hAnsi="Wingdings" w:hint="default"/>
+        <w:sz w:val="20"/>
+      </w:rPr>
+    </w:lvl>
+    <w:lvl w:ilvl="6" w:tentative="1">
+      <w:start w:val="1"/>
+      <w:numFmt w:val="bullet"/>
+      <w:lvlText w:val=""/>
+      <w:lvlJc w:val="left"/>
+      <w:pPr>
+        <w:tabs>
+          <w:tab w:val="num" w:pos="5040"/>
+        </w:tabs>
+        <w:ind w:left="5040" w:hanging="360"/>
+      </w:pPr>
+      <w:rPr>
+        <w:rFonts w:ascii="Wingdings" w:hAnsi="Wingdings" w:hint="default"/>
+        <w:sz w:val="20"/>
+      </w:rPr>
+    </w:lvl>
+    <w:lvl w:ilvl="7" w:tentative="1">
+      <w:start w:val="1"/>
+      <w:numFmt w:val="bullet"/>
+      <w:lvlText w:val=""/>
+      <w:lvlJc w:val="left"/>
+      <w:pPr>
+        <w:tabs>
+          <w:tab w:val="num" w:pos="5760"/>
+        </w:tabs>
+        <w:ind w:left="5760" w:hanging="360"/>
+      </w:pPr>
+      <w:rPr>
+        <w:rFonts w:ascii="Wingdings" w:hAnsi="Wingdings" w:hint="default"/>
+        <w:sz w:val="20"/>
+      </w:rPr>
+    </w:lvl>
+    <w:lvl w:ilvl="8" w:tentative="1">
+      <w:start w:val="1"/>
+      <w:numFmt w:val="bullet"/>
+      <w:lvlText w:val=""/>
+      <w:lvlJc w:val="left"/>
+      <w:pPr>
+        <w:tabs>
+          <w:tab w:val="num" w:pos="6480"/>
+        </w:tabs>
+        <w:ind w:left="6480" w:hanging="360"/>
+      </w:pPr>
+      <w:rPr>
+        <w:rFonts w:ascii="Wingdings" w:hAnsi="Wingdings" w:hint="default"/>
+        <w:sz w:val="20"/>
+      </w:rPr>
+    </w:lvl>
+  </w:abstractNum>
+  <w:abstractNum w:abstractNumId="12" w15:restartNumberingAfterBreak="0">
     <w:nsid w:val="3E6F73BB"/>
     <w:multiLevelType w:val="multilevel"/>
     <w:tmpl w:val="6F1ABB66"/>
@@ -3328,7 +5011,7 @@
       </w:rPr>
     </w:lvl>
   </w:abstractNum>
-  <w:abstractNum w:abstractNumId="10" w15:restartNumberingAfterBreak="0">
+  <w:abstractNum w:abstractNumId="13" w15:restartNumberingAfterBreak="0">
     <w:nsid w:val="40C62FDB"/>
     <w:multiLevelType w:val="multilevel"/>
     <w:tmpl w:val="6F1ABB66"/>
@@ -3477,7 +5160,7 @@
       </w:rPr>
     </w:lvl>
   </w:abstractNum>
-  <w:abstractNum w:abstractNumId="11" w15:restartNumberingAfterBreak="0">
+  <w:abstractNum w:abstractNumId="14" w15:restartNumberingAfterBreak="0">
     <w:nsid w:val="42B7284D"/>
     <w:multiLevelType w:val="multilevel"/>
     <w:tmpl w:val="6F1ABB66"/>
@@ -3626,7 +5309,7 @@
       </w:rPr>
     </w:lvl>
   </w:abstractNum>
-  <w:abstractNum w:abstractNumId="12" w15:restartNumberingAfterBreak="0">
+  <w:abstractNum w:abstractNumId="15" w15:restartNumberingAfterBreak="0">
     <w:nsid w:val="4365453A"/>
     <w:multiLevelType w:val="multilevel"/>
     <w:tmpl w:val="6F1ABB66"/>
@@ -3775,7 +5458,156 @@
       </w:rPr>
     </w:lvl>
   </w:abstractNum>
-  <w:abstractNum w:abstractNumId="13" w15:restartNumberingAfterBreak="0">
+  <w:abstractNum w:abstractNumId="16" w15:restartNumberingAfterBreak="0">
+    <w:nsid w:val="4421736A"/>
+    <w:multiLevelType w:val="multilevel"/>
+    <w:tmpl w:val="6F1ABB66"/>
+    <w:lvl w:ilvl="0">
+      <w:start w:val="1"/>
+      <w:numFmt w:val="bullet"/>
+      <w:lvlText w:val=""/>
+      <w:lvlJc w:val="left"/>
+      <w:pPr>
+        <w:tabs>
+          <w:tab w:val="num" w:pos="720"/>
+        </w:tabs>
+        <w:ind w:left="720" w:hanging="360"/>
+      </w:pPr>
+      <w:rPr>
+        <w:rFonts w:ascii="Symbol" w:hAnsi="Symbol" w:hint="default"/>
+        <w:sz w:val="20"/>
+      </w:rPr>
+    </w:lvl>
+    <w:lvl w:ilvl="1" w:tentative="1">
+      <w:start w:val="1"/>
+      <w:numFmt w:val="bullet"/>
+      <w:lvlText w:val="o"/>
+      <w:lvlJc w:val="left"/>
+      <w:pPr>
+        <w:tabs>
+          <w:tab w:val="num" w:pos="1440"/>
+        </w:tabs>
+        <w:ind w:left="1440" w:hanging="360"/>
+      </w:pPr>
+      <w:rPr>
+        <w:rFonts w:ascii="Courier New" w:hAnsi="Courier New" w:hint="default"/>
+        <w:sz w:val="20"/>
+      </w:rPr>
+    </w:lvl>
+    <w:lvl w:ilvl="2" w:tentative="1">
+      <w:start w:val="1"/>
+      <w:numFmt w:val="bullet"/>
+      <w:lvlText w:val=""/>
+      <w:lvlJc w:val="left"/>
+      <w:pPr>
+        <w:tabs>
+          <w:tab w:val="num" w:pos="2160"/>
+        </w:tabs>
+        <w:ind w:left="2160" w:hanging="360"/>
+      </w:pPr>
+      <w:rPr>
+        <w:rFonts w:ascii="Wingdings" w:hAnsi="Wingdings" w:hint="default"/>
+        <w:sz w:val="20"/>
+      </w:rPr>
+    </w:lvl>
+    <w:lvl w:ilvl="3" w:tentative="1">
+      <w:start w:val="1"/>
+      <w:numFmt w:val="bullet"/>
+      <w:lvlText w:val=""/>
+      <w:lvlJc w:val="left"/>
+      <w:pPr>
+        <w:tabs>
+          <w:tab w:val="num" w:pos="2880"/>
+        </w:tabs>
+        <w:ind w:left="2880" w:hanging="360"/>
+      </w:pPr>
+      <w:rPr>
+        <w:rFonts w:ascii="Wingdings" w:hAnsi="Wingdings" w:hint="default"/>
+        <w:sz w:val="20"/>
+      </w:rPr>
+    </w:lvl>
+    <w:lvl w:ilvl="4" w:tentative="1">
+      <w:start w:val="1"/>
+      <w:numFmt w:val="bullet"/>
+      <w:lvlText w:val=""/>
+      <w:lvlJc w:val="left"/>
+      <w:pPr>
+        <w:tabs>
+          <w:tab w:val="num" w:pos="3600"/>
+        </w:tabs>
+        <w:ind w:left="3600" w:hanging="360"/>
+      </w:pPr>
+      <w:rPr>
+        <w:rFonts w:ascii="Wingdings" w:hAnsi="Wingdings" w:hint="default"/>
+        <w:sz w:val="20"/>
+      </w:rPr>
+    </w:lvl>
+    <w:lvl w:ilvl="5" w:tentative="1">
+      <w:start w:val="1"/>
+      <w:numFmt w:val="bullet"/>
+      <w:lvlText w:val=""/>
+      <w:lvlJc w:val="left"/>
+      <w:pPr>
+        <w:tabs>
+          <w:tab w:val="num" w:pos="4320"/>
+        </w:tabs>
+        <w:ind w:left="4320" w:hanging="360"/>
+      </w:pPr>
+      <w:rPr>
+        <w:rFonts w:ascii="Wingdings" w:hAnsi="Wingdings" w:hint="default"/>
+        <w:sz w:val="20"/>
+      </w:rPr>
+    </w:lvl>
+    <w:lvl w:ilvl="6" w:tentative="1">
+      <w:start w:val="1"/>
+      <w:numFmt w:val="bullet"/>
+      <w:lvlText w:val=""/>
+      <w:lvlJc w:val="left"/>
+      <w:pPr>
+        <w:tabs>
+          <w:tab w:val="num" w:pos="5040"/>
+        </w:tabs>
+        <w:ind w:left="5040" w:hanging="360"/>
+      </w:pPr>
+      <w:rPr>
+        <w:rFonts w:ascii="Wingdings" w:hAnsi="Wingdings" w:hint="default"/>
+        <w:sz w:val="20"/>
+      </w:rPr>
+    </w:lvl>
+    <w:lvl w:ilvl="7" w:tentative="1">
+      <w:start w:val="1"/>
+      <w:numFmt w:val="bullet"/>
+      <w:lvlText w:val=""/>
+      <w:lvlJc w:val="left"/>
+      <w:pPr>
+        <w:tabs>
+          <w:tab w:val="num" w:pos="5760"/>
+        </w:tabs>
+        <w:ind w:left="5760" w:hanging="360"/>
+      </w:pPr>
+      <w:rPr>
+        <w:rFonts w:ascii="Wingdings" w:hAnsi="Wingdings" w:hint="default"/>
+        <w:sz w:val="20"/>
+      </w:rPr>
+    </w:lvl>
+    <w:lvl w:ilvl="8" w:tentative="1">
+      <w:start w:val="1"/>
+      <w:numFmt w:val="bullet"/>
+      <w:lvlText w:val=""/>
+      <w:lvlJc w:val="left"/>
+      <w:pPr>
+        <w:tabs>
+          <w:tab w:val="num" w:pos="6480"/>
+        </w:tabs>
+        <w:ind w:left="6480" w:hanging="360"/>
+      </w:pPr>
+      <w:rPr>
+        <w:rFonts w:ascii="Wingdings" w:hAnsi="Wingdings" w:hint="default"/>
+        <w:sz w:val="20"/>
+      </w:rPr>
+    </w:lvl>
+  </w:abstractNum>
+  <w:abstractNum w:abstractNumId="17" w15:restartNumberingAfterBreak="0">
     <w:nsid w:val="4A334038"/>
     <w:multiLevelType w:val="multilevel"/>
     <w:tmpl w:val="6F1ABB66"/>
@@ -3924,7 +5756,156 @@
       </w:rPr>
     </w:lvl>
   </w:abstractNum>
-  <w:abstractNum w:abstractNumId="14" w15:restartNumberingAfterBreak="0">
+  <w:abstractNum w:abstractNumId="18" w15:restartNumberingAfterBreak="0">
+    <w:nsid w:val="4ADA57BF"/>
+    <w:multiLevelType w:val="multilevel"/>
+    <w:tmpl w:val="6F1ABB66"/>
+    <w:lvl w:ilvl="0">
+      <w:start w:val="1"/>
+      <w:numFmt w:val="bullet"/>
+      <w:lvlText w:val=""/>
+      <w:lvlJc w:val="left"/>
+      <w:pPr>
+        <w:tabs>
+          <w:tab w:val="num" w:pos="720"/>
+        </w:tabs>
+        <w:ind w:left="720" w:hanging="360"/>
+      </w:pPr>
+      <w:rPr>
+        <w:rFonts w:ascii="Symbol" w:hAnsi="Symbol" w:hint="default"/>
+        <w:sz w:val="20"/>
+      </w:rPr>
+    </w:lvl>
+    <w:lvl w:ilvl="1" w:tentative="1">
+      <w:start w:val="1"/>
+      <w:numFmt w:val="bullet"/>
+      <w:lvlText w:val="o"/>
+      <w:lvlJc w:val="left"/>
+      <w:pPr>
+        <w:tabs>
+          <w:tab w:val="num" w:pos="1440"/>
+        </w:tabs>
+        <w:ind w:left="1440" w:hanging="360"/>
+      </w:pPr>
+      <w:rPr>
+        <w:rFonts w:ascii="Courier New" w:hAnsi="Courier New" w:hint="default"/>
+        <w:sz w:val="20"/>
+      </w:rPr>
+    </w:lvl>
+    <w:lvl w:ilvl="2" w:tentative="1">
+      <w:start w:val="1"/>
+      <w:numFmt w:val="bullet"/>
+      <w:lvlText w:val=""/>
+      <w:lvlJc w:val="left"/>
+      <w:pPr>
+        <w:tabs>
+          <w:tab w:val="num" w:pos="2160"/>
+        </w:tabs>
+        <w:ind w:left="2160" w:hanging="360"/>
+      </w:pPr>
+      <w:rPr>
+        <w:rFonts w:ascii="Wingdings" w:hAnsi="Wingdings" w:hint="default"/>
+        <w:sz w:val="20"/>
+      </w:rPr>
+    </w:lvl>
+    <w:lvl w:ilvl="3" w:tentative="1">
+      <w:start w:val="1"/>
+      <w:numFmt w:val="bullet"/>
+      <w:lvlText w:val=""/>
+      <w:lvlJc w:val="left"/>
+      <w:pPr>
+        <w:tabs>
+          <w:tab w:val="num" w:pos="2880"/>
+        </w:tabs>
+        <w:ind w:left="2880" w:hanging="360"/>
+      </w:pPr>
+      <w:rPr>
+        <w:rFonts w:ascii="Wingdings" w:hAnsi="Wingdings" w:hint="default"/>
+        <w:sz w:val="20"/>
+      </w:rPr>
+    </w:lvl>
+    <w:lvl w:ilvl="4" w:tentative="1">
+      <w:start w:val="1"/>
+      <w:numFmt w:val="bullet"/>
+      <w:lvlText w:val=""/>
+      <w:lvlJc w:val="left"/>
+      <w:pPr>
+        <w:tabs>
+          <w:tab w:val="num" w:pos="3600"/>
+        </w:tabs>
+        <w:ind w:left="3600" w:hanging="360"/>
+      </w:pPr>
+      <w:rPr>
+        <w:rFonts w:ascii="Wingdings" w:hAnsi="Wingdings" w:hint="default"/>
+        <w:sz w:val="20"/>
+      </w:rPr>
+    </w:lvl>
+    <w:lvl w:ilvl="5" w:tentative="1">
+      <w:start w:val="1"/>
+      <w:numFmt w:val="bullet"/>
+      <w:lvlText w:val=""/>
+      <w:lvlJc w:val="left"/>
+      <w:pPr>
+        <w:tabs>
+          <w:tab w:val="num" w:pos="4320"/>
+        </w:tabs>
+        <w:ind w:left="4320" w:hanging="360"/>
+      </w:pPr>
+      <w:rPr>
+        <w:rFonts w:ascii="Wingdings" w:hAnsi="Wingdings" w:hint="default"/>
+        <w:sz w:val="20"/>
+      </w:rPr>
+    </w:lvl>
+    <w:lvl w:ilvl="6" w:tentative="1">
+      <w:start w:val="1"/>
+      <w:numFmt w:val="bullet"/>
+      <w:lvlText w:val=""/>
+      <w:lvlJc w:val="left"/>
+      <w:pPr>
+        <w:tabs>
+          <w:tab w:val="num" w:pos="5040"/>
+        </w:tabs>
+        <w:ind w:left="5040" w:hanging="360"/>
+      </w:pPr>
+      <w:rPr>
+        <w:rFonts w:ascii="Wingdings" w:hAnsi="Wingdings" w:hint="default"/>
+        <w:sz w:val="20"/>
+      </w:rPr>
+    </w:lvl>
+    <w:lvl w:ilvl="7" w:tentative="1">
+      <w:start w:val="1"/>
+      <w:numFmt w:val="bullet"/>
+      <w:lvlText w:val=""/>
+      <w:lvlJc w:val="left"/>
+      <w:pPr>
+        <w:tabs>
+          <w:tab w:val="num" w:pos="5760"/>
+        </w:tabs>
+        <w:ind w:left="5760" w:hanging="360"/>
+      </w:pPr>
+      <w:rPr>
+        <w:rFonts w:ascii="Wingdings" w:hAnsi="Wingdings" w:hint="default"/>
+        <w:sz w:val="20"/>
+      </w:rPr>
+    </w:lvl>
+    <w:lvl w:ilvl="8" w:tentative="1">
+      <w:start w:val="1"/>
+      <w:numFmt w:val="bullet"/>
+      <w:lvlText w:val=""/>
+      <w:lvlJc w:val="left"/>
+      <w:pPr>
+        <w:tabs>
+          <w:tab w:val="num" w:pos="6480"/>
+        </w:tabs>
+        <w:ind w:left="6480" w:hanging="360"/>
+      </w:pPr>
+      <w:rPr>
+        <w:rFonts w:ascii="Wingdings" w:hAnsi="Wingdings" w:hint="default"/>
+        <w:sz w:val="20"/>
+      </w:rPr>
+    </w:lvl>
+  </w:abstractNum>
+  <w:abstractNum w:abstractNumId="19" w15:restartNumberingAfterBreak="0">
     <w:nsid w:val="50115195"/>
     <w:multiLevelType w:val="multilevel"/>
     <w:tmpl w:val="6F1ABB66"/>
@@ -4073,7 +6054,7 @@
       </w:rPr>
     </w:lvl>
   </w:abstractNum>
-  <w:abstractNum w:abstractNumId="15" w15:restartNumberingAfterBreak="0">
+  <w:abstractNum w:abstractNumId="20" w15:restartNumberingAfterBreak="0">
     <w:nsid w:val="527C23A7"/>
     <w:multiLevelType w:val="multilevel"/>
     <w:tmpl w:val="6F1ABB66"/>
@@ -4222,7 +6203,7 @@
       </w:rPr>
     </w:lvl>
   </w:abstractNum>
-  <w:abstractNum w:abstractNumId="16" w15:restartNumberingAfterBreak="0">
+  <w:abstractNum w:abstractNumId="21" w15:restartNumberingAfterBreak="0">
     <w:nsid w:val="5284647E"/>
     <w:multiLevelType w:val="multilevel"/>
     <w:tmpl w:val="6F1ABB66"/>
@@ -4371,7 +6352,7 @@
       </w:rPr>
     </w:lvl>
   </w:abstractNum>
-  <w:abstractNum w:abstractNumId="17" w15:restartNumberingAfterBreak="0">
+  <w:abstractNum w:abstractNumId="22" w15:restartNumberingAfterBreak="0">
     <w:nsid w:val="5B244F1F"/>
     <w:multiLevelType w:val="multilevel"/>
     <w:tmpl w:val="6F1ABB66"/>
@@ -4520,7 +6501,156 @@
       </w:rPr>
     </w:lvl>
   </w:abstractNum>
-  <w:abstractNum w:abstractNumId="18" w15:restartNumberingAfterBreak="0">
+  <w:abstractNum w:abstractNumId="23" w15:restartNumberingAfterBreak="0">
+    <w:nsid w:val="61320E18"/>
+    <w:multiLevelType w:val="multilevel"/>
+    <w:tmpl w:val="B93A87BA"/>
+    <w:lvl w:ilvl="0">
+      <w:start w:val="1"/>
+      <w:numFmt w:val="bullet"/>
+      <w:lvlText w:val=""/>
+      <w:lvlJc w:val="left"/>
+      <w:pPr>
+        <w:tabs>
+          <w:tab w:val="num" w:pos="720"/>
+        </w:tabs>
+        <w:ind w:left="720" w:hanging="360"/>
+      </w:pPr>
+      <w:rPr>
+        <w:rFonts w:ascii="Symbol" w:hAnsi="Symbol" w:hint="default"/>
+        <w:sz w:val="20"/>
+      </w:rPr>
+    </w:lvl>
+    <w:lvl w:ilvl="1" w:tentative="1">
+      <w:start w:val="1"/>
+      <w:numFmt w:val="bullet"/>
+      <w:lvlText w:val="o"/>
+      <w:lvlJc w:val="left"/>
+      <w:pPr>
+        <w:tabs>
+          <w:tab w:val="num" w:pos="1440"/>
+        </w:tabs>
+        <w:ind w:left="1440" w:hanging="360"/>
+      </w:pPr>
+      <w:rPr>
+        <w:rFonts w:ascii="Courier New" w:hAnsi="Courier New" w:hint="default"/>
+        <w:sz w:val="20"/>
+      </w:rPr>
+    </w:lvl>
+    <w:lvl w:ilvl="2" w:tentative="1">
+      <w:start w:val="1"/>
+      <w:numFmt w:val="bullet"/>
+      <w:lvlText w:val=""/>
+      <w:lvlJc w:val="left"/>
+      <w:pPr>
+        <w:tabs>
+          <w:tab w:val="num" w:pos="2160"/>
+        </w:tabs>
+        <w:ind w:left="2160" w:hanging="360"/>
+      </w:pPr>
+      <w:rPr>
+        <w:rFonts w:ascii="Wingdings" w:hAnsi="Wingdings" w:hint="default"/>
+        <w:sz w:val="20"/>
+      </w:rPr>
+    </w:lvl>
+    <w:lvl w:ilvl="3" w:tentative="1">
+      <w:start w:val="1"/>
+      <w:numFmt w:val="bullet"/>
+      <w:lvlText w:val=""/>
+      <w:lvlJc w:val="left"/>
+      <w:pPr>
+        <w:tabs>
+          <w:tab w:val="num" w:pos="2880"/>
+        </w:tabs>
+        <w:ind w:left="2880" w:hanging="360"/>
+      </w:pPr>
+      <w:rPr>
+        <w:rFonts w:ascii="Wingdings" w:hAnsi="Wingdings" w:hint="default"/>
+        <w:sz w:val="20"/>
+      </w:rPr>
+    </w:lvl>
+    <w:lvl w:ilvl="4" w:tentative="1">
+      <w:start w:val="1"/>
+      <w:numFmt w:val="bullet"/>
+      <w:lvlText w:val=""/>
+      <w:lvlJc w:val="left"/>
+      <w:pPr>
+        <w:tabs>
+          <w:tab w:val="num" w:pos="3600"/>
+        </w:tabs>
+        <w:ind w:left="3600" w:hanging="360"/>
+      </w:pPr>
+      <w:rPr>
+        <w:rFonts w:ascii="Wingdings" w:hAnsi="Wingdings" w:hint="default"/>
+        <w:sz w:val="20"/>
+      </w:rPr>
+    </w:lvl>
+    <w:lvl w:ilvl="5" w:tentative="1">
+      <w:start w:val="1"/>
+      <w:numFmt w:val="bullet"/>
+      <w:lvlText w:val=""/>
+      <w:lvlJc w:val="left"/>
+      <w:pPr>
+        <w:tabs>
+          <w:tab w:val="num" w:pos="4320"/>
+        </w:tabs>
+        <w:ind w:left="4320" w:hanging="360"/>
+      </w:pPr>
+      <w:rPr>
+        <w:rFonts w:ascii="Wingdings" w:hAnsi="Wingdings" w:hint="default"/>
+        <w:sz w:val="20"/>
+      </w:rPr>
+    </w:lvl>
+    <w:lvl w:ilvl="6" w:tentative="1">
+      <w:start w:val="1"/>
+      <w:numFmt w:val="bullet"/>
+      <w:lvlText w:val=""/>
+      <w:lvlJc w:val="left"/>
+      <w:pPr>
+        <w:tabs>
+          <w:tab w:val="num" w:pos="5040"/>
+        </w:tabs>
+        <w:ind w:left="5040" w:hanging="360"/>
+      </w:pPr>
+      <w:rPr>
+        <w:rFonts w:ascii="Wingdings" w:hAnsi="Wingdings" w:hint="default"/>
+        <w:sz w:val="20"/>
+      </w:rPr>
+    </w:lvl>
+    <w:lvl w:ilvl="7" w:tentative="1">
+      <w:start w:val="1"/>
+      <w:numFmt w:val="bullet"/>
+      <w:lvlText w:val=""/>
+      <w:lvlJc w:val="left"/>
+      <w:pPr>
+        <w:tabs>
+          <w:tab w:val="num" w:pos="5760"/>
+        </w:tabs>
+        <w:ind w:left="5760" w:hanging="360"/>
+      </w:pPr>
+      <w:rPr>
+        <w:rFonts w:ascii="Wingdings" w:hAnsi="Wingdings" w:hint="default"/>
+        <w:sz w:val="20"/>
+      </w:rPr>
+    </w:lvl>
+    <w:lvl w:ilvl="8" w:tentative="1">
+      <w:start w:val="1"/>
+      <w:numFmt w:val="bullet"/>
+      <w:lvlText w:val=""/>
+      <w:lvlJc w:val="left"/>
+      <w:pPr>
+        <w:tabs>
+          <w:tab w:val="num" w:pos="6480"/>
+        </w:tabs>
+        <w:ind w:left="6480" w:hanging="360"/>
+      </w:pPr>
+      <w:rPr>
+        <w:rFonts w:ascii="Wingdings" w:hAnsi="Wingdings" w:hint="default"/>
+        <w:sz w:val="20"/>
+      </w:rPr>
+    </w:lvl>
+  </w:abstractNum>
+  <w:abstractNum w:abstractNumId="24" w15:restartNumberingAfterBreak="0">
     <w:nsid w:val="729E60CA"/>
     <w:multiLevelType w:val="multilevel"/>
     <w:tmpl w:val="6F1ABB66"/>
@@ -4669,7 +6799,7 @@
       </w:rPr>
     </w:lvl>
   </w:abstractNum>
-  <w:abstractNum w:abstractNumId="19" w15:restartNumberingAfterBreak="0">
+  <w:abstractNum w:abstractNumId="25" w15:restartNumberingAfterBreak="0">
     <w:nsid w:val="74CE446D"/>
     <w:multiLevelType w:val="multilevel"/>
     <w:tmpl w:val="6F1ABB66"/>
@@ -4818,17 +6948,315 @@
       </w:rPr>
     </w:lvl>
   </w:abstractNum>
+  <w:abstractNum w:abstractNumId="26" w15:restartNumberingAfterBreak="0">
+    <w:nsid w:val="769866B3"/>
+    <w:multiLevelType w:val="multilevel"/>
+    <w:tmpl w:val="6A886BD2"/>
+    <w:lvl w:ilvl="0">
+      <w:start w:val="1"/>
+      <w:numFmt w:val="bullet"/>
+      <w:lvlText w:val=""/>
+      <w:lvlJc w:val="left"/>
+      <w:pPr>
+        <w:tabs>
+          <w:tab w:val="num" w:pos="720"/>
+        </w:tabs>
+        <w:ind w:left="720" w:hanging="360"/>
+      </w:pPr>
+      <w:rPr>
+        <w:rFonts w:ascii="Symbol" w:hAnsi="Symbol" w:hint="default"/>
+        <w:sz w:val="20"/>
+      </w:rPr>
+    </w:lvl>
+    <w:lvl w:ilvl="1">
+      <w:start w:val="1"/>
+      <w:numFmt w:val="bullet"/>
+      <w:lvlText w:val="o"/>
+      <w:lvlJc w:val="left"/>
+      <w:pPr>
+        <w:tabs>
+          <w:tab w:val="num" w:pos="1440"/>
+        </w:tabs>
+        <w:ind w:left="1440" w:hanging="360"/>
+      </w:pPr>
+      <w:rPr>
+        <w:rFonts w:ascii="Courier New" w:hAnsi="Courier New" w:hint="default"/>
+        <w:sz w:val="20"/>
+      </w:rPr>
+    </w:lvl>
+    <w:lvl w:ilvl="2" w:tentative="1">
+      <w:start w:val="1"/>
+      <w:numFmt w:val="bullet"/>
+      <w:lvlText w:val=""/>
+      <w:lvlJc w:val="left"/>
+      <w:pPr>
+        <w:tabs>
+          <w:tab w:val="num" w:pos="2160"/>
+        </w:tabs>
+        <w:ind w:left="2160" w:hanging="360"/>
+      </w:pPr>
+      <w:rPr>
+        <w:rFonts w:ascii="Wingdings" w:hAnsi="Wingdings" w:hint="default"/>
+        <w:sz w:val="20"/>
+      </w:rPr>
+    </w:lvl>
+    <w:lvl w:ilvl="3" w:tentative="1">
+      <w:start w:val="1"/>
+      <w:numFmt w:val="bullet"/>
+      <w:lvlText w:val=""/>
+      <w:lvlJc w:val="left"/>
+      <w:pPr>
+        <w:tabs>
+          <w:tab w:val="num" w:pos="2880"/>
+        </w:tabs>
+        <w:ind w:left="2880" w:hanging="360"/>
+      </w:pPr>
+      <w:rPr>
+        <w:rFonts w:ascii="Wingdings" w:hAnsi="Wingdings" w:hint="default"/>
+        <w:sz w:val="20"/>
+      </w:rPr>
+    </w:lvl>
+    <w:lvl w:ilvl="4" w:tentative="1">
+      <w:start w:val="1"/>
+      <w:numFmt w:val="bullet"/>
+      <w:lvlText w:val=""/>
+      <w:lvlJc w:val="left"/>
+      <w:pPr>
+        <w:tabs>
+          <w:tab w:val="num" w:pos="3600"/>
+        </w:tabs>
+        <w:ind w:left="3600" w:hanging="360"/>
+      </w:pPr>
+      <w:rPr>
+        <w:rFonts w:ascii="Wingdings" w:hAnsi="Wingdings" w:hint="default"/>
+        <w:sz w:val="20"/>
+      </w:rPr>
+    </w:lvl>
+    <w:lvl w:ilvl="5" w:tentative="1">
+      <w:start w:val="1"/>
+      <w:numFmt w:val="bullet"/>
+      <w:lvlText w:val=""/>
+      <w:lvlJc w:val="left"/>
+      <w:pPr>
+        <w:tabs>
+          <w:tab w:val="num" w:pos="4320"/>
+        </w:tabs>
+        <w:ind w:left="4320" w:hanging="360"/>
+      </w:pPr>
+      <w:rPr>
+        <w:rFonts w:ascii="Wingdings" w:hAnsi="Wingdings" w:hint="default"/>
+        <w:sz w:val="20"/>
+      </w:rPr>
+    </w:lvl>
+    <w:lvl w:ilvl="6" w:tentative="1">
+      <w:start w:val="1"/>
+      <w:numFmt w:val="bullet"/>
+      <w:lvlText w:val=""/>
+      <w:lvlJc w:val="left"/>
+      <w:pPr>
+        <w:tabs>
+          <w:tab w:val="num" w:pos="5040"/>
+        </w:tabs>
+        <w:ind w:left="5040" w:hanging="360"/>
+      </w:pPr>
+      <w:rPr>
+        <w:rFonts w:ascii="Wingdings" w:hAnsi="Wingdings" w:hint="default"/>
+        <w:sz w:val="20"/>
+      </w:rPr>
+    </w:lvl>
+    <w:lvl w:ilvl="7" w:tentative="1">
+      <w:start w:val="1"/>
+      <w:numFmt w:val="bullet"/>
+      <w:lvlText w:val=""/>
+      <w:lvlJc w:val="left"/>
+      <w:pPr>
+        <w:tabs>
+          <w:tab w:val="num" w:pos="5760"/>
+        </w:tabs>
+        <w:ind w:left="5760" w:hanging="360"/>
+      </w:pPr>
+      <w:rPr>
+        <w:rFonts w:ascii="Wingdings" w:hAnsi="Wingdings" w:hint="default"/>
+        <w:sz w:val="20"/>
+      </w:rPr>
+    </w:lvl>
+    <w:lvl w:ilvl="8" w:tentative="1">
+      <w:start w:val="1"/>
+      <w:numFmt w:val="bullet"/>
+      <w:lvlText w:val=""/>
+      <w:lvlJc w:val="left"/>
+      <w:pPr>
+        <w:tabs>
+          <w:tab w:val="num" w:pos="6480"/>
+        </w:tabs>
+        <w:ind w:left="6480" w:hanging="360"/>
+      </w:pPr>
+      <w:rPr>
+        <w:rFonts w:ascii="Wingdings" w:hAnsi="Wingdings" w:hint="default"/>
+        <w:sz w:val="20"/>
+      </w:rPr>
+    </w:lvl>
+  </w:abstractNum>
+  <w:abstractNum w:abstractNumId="27" w15:restartNumberingAfterBreak="0">
+    <w:nsid w:val="7AAF571B"/>
+    <w:multiLevelType w:val="multilevel"/>
+    <w:tmpl w:val="6F1ABB66"/>
+    <w:lvl w:ilvl="0">
+      <w:start w:val="1"/>
+      <w:numFmt w:val="bullet"/>
+      <w:lvlText w:val=""/>
+      <w:lvlJc w:val="left"/>
+      <w:pPr>
+        <w:tabs>
+          <w:tab w:val="num" w:pos="720"/>
+        </w:tabs>
+        <w:ind w:left="720" w:hanging="360"/>
+      </w:pPr>
+      <w:rPr>
+        <w:rFonts w:ascii="Symbol" w:hAnsi="Symbol" w:hint="default"/>
+        <w:sz w:val="20"/>
+      </w:rPr>
+    </w:lvl>
+    <w:lvl w:ilvl="1" w:tentative="1">
+      <w:start w:val="1"/>
+      <w:numFmt w:val="bullet"/>
+      <w:lvlText w:val="o"/>
+      <w:lvlJc w:val="left"/>
+      <w:pPr>
+        <w:tabs>
+          <w:tab w:val="num" w:pos="1440"/>
+        </w:tabs>
+        <w:ind w:left="1440" w:hanging="360"/>
+      </w:pPr>
+      <w:rPr>
+        <w:rFonts w:ascii="Courier New" w:hAnsi="Courier New" w:hint="default"/>
+        <w:sz w:val="20"/>
+      </w:rPr>
+    </w:lvl>
+    <w:lvl w:ilvl="2" w:tentative="1">
+      <w:start w:val="1"/>
+      <w:numFmt w:val="bullet"/>
+      <w:lvlText w:val=""/>
+      <w:lvlJc w:val="left"/>
+      <w:pPr>
+        <w:tabs>
+          <w:tab w:val="num" w:pos="2160"/>
+        </w:tabs>
+        <w:ind w:left="2160" w:hanging="360"/>
+      </w:pPr>
+      <w:rPr>
+        <w:rFonts w:ascii="Wingdings" w:hAnsi="Wingdings" w:hint="default"/>
+        <w:sz w:val="20"/>
+      </w:rPr>
+    </w:lvl>
+    <w:lvl w:ilvl="3" w:tentative="1">
+      <w:start w:val="1"/>
+      <w:numFmt w:val="bullet"/>
+      <w:lvlText w:val=""/>
+      <w:lvlJc w:val="left"/>
+      <w:pPr>
+        <w:tabs>
+          <w:tab w:val="num" w:pos="2880"/>
+        </w:tabs>
+        <w:ind w:left="2880" w:hanging="360"/>
+      </w:pPr>
+      <w:rPr>
+        <w:rFonts w:ascii="Wingdings" w:hAnsi="Wingdings" w:hint="default"/>
+        <w:sz w:val="20"/>
+      </w:rPr>
+    </w:lvl>
+    <w:lvl w:ilvl="4" w:tentative="1">
+      <w:start w:val="1"/>
+      <w:numFmt w:val="bullet"/>
+      <w:lvlText w:val=""/>
+      <w:lvlJc w:val="left"/>
+      <w:pPr>
+        <w:tabs>
+          <w:tab w:val="num" w:pos="3600"/>
+        </w:tabs>
+        <w:ind w:left="3600" w:hanging="360"/>
+      </w:pPr>
+      <w:rPr>
+        <w:rFonts w:ascii="Wingdings" w:hAnsi="Wingdings" w:hint="default"/>
+        <w:sz w:val="20"/>
+      </w:rPr>
+    </w:lvl>
+    <w:lvl w:ilvl="5" w:tentative="1">
+      <w:start w:val="1"/>
+      <w:numFmt w:val="bullet"/>
+      <w:lvlText w:val=""/>
+      <w:lvlJc w:val="left"/>
+      <w:pPr>
+        <w:tabs>
+          <w:tab w:val="num" w:pos="4320"/>
+        </w:tabs>
+        <w:ind w:left="4320" w:hanging="360"/>
+      </w:pPr>
+      <w:rPr>
+        <w:rFonts w:ascii="Wingdings" w:hAnsi="Wingdings" w:hint="default"/>
+        <w:sz w:val="20"/>
+      </w:rPr>
+    </w:lvl>
+    <w:lvl w:ilvl="6" w:tentative="1">
+      <w:start w:val="1"/>
+      <w:numFmt w:val="bullet"/>
+      <w:lvlText w:val=""/>
+      <w:lvlJc w:val="left"/>
+      <w:pPr>
+        <w:tabs>
+          <w:tab w:val="num" w:pos="5040"/>
+        </w:tabs>
+        <w:ind w:left="5040" w:hanging="360"/>
+      </w:pPr>
+      <w:rPr>
+        <w:rFonts w:ascii="Wingdings" w:hAnsi="Wingdings" w:hint="default"/>
+        <w:sz w:val="20"/>
+      </w:rPr>
+    </w:lvl>
+    <w:lvl w:ilvl="7" w:tentative="1">
+      <w:start w:val="1"/>
+      <w:numFmt w:val="bullet"/>
+      <w:lvlText w:val=""/>
+      <w:lvlJc w:val="left"/>
+      <w:pPr>
+        <w:tabs>
+          <w:tab w:val="num" w:pos="5760"/>
+        </w:tabs>
+        <w:ind w:left="5760" w:hanging="360"/>
+      </w:pPr>
+      <w:rPr>
+        <w:rFonts w:ascii="Wingdings" w:hAnsi="Wingdings" w:hint="default"/>
+        <w:sz w:val="20"/>
+      </w:rPr>
+    </w:lvl>
+    <w:lvl w:ilvl="8" w:tentative="1">
+      <w:start w:val="1"/>
+      <w:numFmt w:val="bullet"/>
+      <w:lvlText w:val=""/>
+      <w:lvlJc w:val="left"/>
+      <w:pPr>
+        <w:tabs>
+          <w:tab w:val="num" w:pos="6480"/>
+        </w:tabs>
+        <w:ind w:left="6480" w:hanging="360"/>
+      </w:pPr>
+      <w:rPr>
+        <w:rFonts w:ascii="Wingdings" w:hAnsi="Wingdings" w:hint="default"/>
+        <w:sz w:val="20"/>
+      </w:rPr>
+    </w:lvl>
+  </w:abstractNum>
   <w:num w:numId="1" w16cid:durableId="1617443958">
-    <w:abstractNumId w:val="5"/>
+    <w:abstractNumId w:val="6"/>
   </w:num>
   <w:num w:numId="2" w16cid:durableId="1301301940">
-    <w:abstractNumId w:val="11"/>
+    <w:abstractNumId w:val="14"/>
   </w:num>
   <w:num w:numId="3" w16cid:durableId="162942816">
-    <w:abstractNumId w:val="14"/>
+    <w:abstractNumId w:val="19"/>
   </w:num>
   <w:num w:numId="4" w16cid:durableId="614603912">
-    <w:abstractNumId w:val="10"/>
+    <w:abstractNumId w:val="13"/>
   </w:num>
   <w:num w:numId="5" w16cid:durableId="1319847050">
     <w:abstractNumId w:val="2"/>
@@ -4837,28 +7265,28 @@
     <w:abstractNumId w:val="1"/>
   </w:num>
   <w:num w:numId="7" w16cid:durableId="1354574477">
-    <w:abstractNumId w:val="6"/>
+    <w:abstractNumId w:val="7"/>
   </w:num>
   <w:num w:numId="8" w16cid:durableId="1828088295">
     <w:abstractNumId w:val="3"/>
   </w:num>
   <w:num w:numId="9" w16cid:durableId="690959534">
-    <w:abstractNumId w:val="9"/>
+    <w:abstractNumId w:val="12"/>
   </w:num>
   <w:num w:numId="10" w16cid:durableId="372002176">
-    <w:abstractNumId w:val="12"/>
+    <w:abstractNumId w:val="15"/>
   </w:num>
   <w:num w:numId="11" w16cid:durableId="1709985064">
-    <w:abstractNumId w:val="13"/>
+    <w:abstractNumId w:val="17"/>
   </w:num>
   <w:num w:numId="12" w16cid:durableId="659889160">
+    <w:abstractNumId w:val="10"/>
+  </w:num>
+  <w:num w:numId="13" w16cid:durableId="2139911001">
     <w:abstractNumId w:val="8"/>
   </w:num>
-  <w:num w:numId="13" w16cid:durableId="2139911001">
-    <w:abstractNumId w:val="7"/>
-  </w:num>
   <w:num w:numId="14" w16cid:durableId="1054812505">
-    <w:abstractNumId w:val="19"/>
+    <w:abstractNumId w:val="25"/>
   </w:num>
   <w:num w:numId="15" w16cid:durableId="2111730599">
     <w:abstractNumId w:val="0"/>
@@ -4867,16 +7295,40 @@
     <w:abstractNumId w:val="4"/>
   </w:num>
   <w:num w:numId="17" w16cid:durableId="2130315442">
+    <w:abstractNumId w:val="21"/>
+  </w:num>
+  <w:num w:numId="18" w16cid:durableId="1751613017">
+    <w:abstractNumId w:val="20"/>
+  </w:num>
+  <w:num w:numId="19" w16cid:durableId="587278054">
+    <w:abstractNumId w:val="22"/>
+  </w:num>
+  <w:num w:numId="20" w16cid:durableId="1942372517">
+    <w:abstractNumId w:val="24"/>
+  </w:num>
+  <w:num w:numId="21" w16cid:durableId="1216160034">
+    <w:abstractNumId w:val="11"/>
+  </w:num>
+  <w:num w:numId="22" w16cid:durableId="17312977">
+    <w:abstractNumId w:val="18"/>
+  </w:num>
+  <w:num w:numId="23" w16cid:durableId="1795128534">
     <w:abstractNumId w:val="16"/>
   </w:num>
-  <w:num w:numId="18" w16cid:durableId="1751613017">
-    <w:abstractNumId w:val="15"/>
+  <w:num w:numId="24" w16cid:durableId="1808206747">
+    <w:abstractNumId w:val="27"/>
   </w:num>
-  <w:num w:numId="19" w16cid:durableId="587278054">
-    <w:abstractNumId w:val="17"/>
+  <w:num w:numId="25" w16cid:durableId="1877934253">
+    <w:abstractNumId w:val="9"/>
   </w:num>
-  <w:num w:numId="20" w16cid:durableId="1942372517">
-    <w:abstractNumId w:val="18"/>
+  <w:num w:numId="26" w16cid:durableId="573053092">
+    <w:abstractNumId w:val="5"/>
+  </w:num>
+  <w:num w:numId="27" w16cid:durableId="1629897189">
+    <w:abstractNumId w:val="26"/>
+  </w:num>
+  <w:num w:numId="28" w16cid:durableId="671102725">
+    <w:abstractNumId w:val="23"/>
   </w:num>
 </w:numbering>
 </file>
